--- a/01_paper/P2_English_v0.1.docx
+++ b/01_paper/P2_English_v0.1.docx
@@ -684,7 +684,70 @@
         <w:t>S12</w:t>
       </w:r>
       <w:r>
-        <w:t>); the reported number's split is non-independent). These are defensible answers, not the four counting units (§6.1: 10/19, 13/19, 4/19, 12/19). Declaring the unit is therefore a methodological premise, not a caveat (§3, §6).</w:t>
+        <w:t>); the reported number's split is non-independent). The readings above are all defensible, and §6.1's four counting units (</w:t>
+      </w:r>
+      <w:r>
+        <w:rPr>
+          <w:rFonts w:ascii="Consolas" w:hAnsi="Consolas"/>
+        </w:rPr>
+        <w:t>release</w:t>
+      </w:r>
+      <w:r>
+        <w:t xml:space="preserve">, </w:t>
+      </w:r>
+      <w:r>
+        <w:rPr>
+          <w:rFonts w:ascii="Consolas" w:hAnsi="Consolas"/>
+        </w:rPr>
+        <w:t>protocol</w:t>
+      </w:r>
+      <w:r>
+        <w:t xml:space="preserve">, </w:t>
+      </w:r>
+      <w:r>
+        <w:rPr>
+          <w:rFonts w:ascii="Consolas" w:hAnsi="Consolas"/>
+        </w:rPr>
+        <w:t>yolo_dist</w:t>
+      </w:r>
+      <w:r>
+        <w:t xml:space="preserve">, </w:t>
+      </w:r>
+      <w:r>
+        <w:rPr>
+          <w:rFonts w:ascii="Consolas" w:hAnsi="Consolas"/>
+        </w:rPr>
+        <w:t>reported</w:t>
+      </w:r>
+      <w:r>
+        <w:t xml:space="preserve">) are the </w:t>
+      </w:r>
+      <w:r>
+        <w:rPr>
+          <w:b/>
+        </w:rPr>
+        <w:t>columns</w:t>
+      </w:r>
+      <w:r>
+        <w:t xml:space="preserve"> they come from — including </w:t>
+      </w:r>
+      <w:r>
+        <w:rPr>
+          <w:rFonts w:ascii="Consolas" w:hAnsi="Consolas"/>
+        </w:rPr>
+        <w:t>yolo_dist</w:t>
+      </w:r>
+      <w:r>
+        <w:t xml:space="preserve">, omitted above, at </w:t>
+      </w:r>
+      <w:r>
+        <w:rPr>
+          <w:b/>
+        </w:rPr>
+        <w:t>4/19</w:t>
+      </w:r>
+      <w:r>
+        <w:t>. Declaring the unit is therefore a methodological premise, not a caveat (§3, §6).</w:t>
       </w:r>
     </w:p>
     <w:p>
@@ -2330,7 +2393,13 @@
         <w:t>adds</w:t>
       </w:r>
       <w:r>
-        <w:t xml:space="preserve"> a measurable amount on top — does not.</w:t>
+        <w:t xml:space="preserve"> a measurable amount on top — does not. </w:t>
+      </w:r>
+      <w:r>
+        <w:rPr>
+          <w:b/>
+        </w:rPr>
+        <w:t>The premium this paper measures is the premium of selecting on the reported split; aliasing is the configuration that guarantees it, not an additional term.</w:t>
       </w:r>
     </w:p>
     <w:p>
@@ -2623,7 +2692,22 @@
         <w:t>8 of 28</w:t>
       </w:r>
       <w:r>
-        <w:t>.</w:t>
+        <w:t xml:space="preserve">. </w:t>
+      </w:r>
+      <w:r>
+        <w:rPr>
+          <w:b/>
+        </w:rPr>
+        <w:t>These three bases answer three different questions</w:t>
+      </w:r>
+      <w:r>
+        <w:t xml:space="preserve"> — configurations (6 of 14), the files inside them (19), the archived manifest's rows (8 of 28) — </w:t>
+      </w:r>
+      <w:r>
+        <w:rPr>
+          <w:b/>
+        </w:rPr>
+        <w:t>not three estimates of one rate.</w:t>
       </w:r>
     </w:p>
     <w:p>
@@ -5802,7 +5886,43 @@
         <w:t>+5.65 pp</w:t>
       </w:r>
       <w:r>
-        <w:t xml:space="preserve">, 18/20 positive. The queries, the rest of the frame and the reason public logs </w:t>
+        <w:t xml:space="preserve">, 18/20 positive. </w:t>
+      </w:r>
+      <w:r>
+        <w:rPr>
+          <w:b/>
+        </w:rPr>
+        <w:t>The sign is not the informative part</w:t>
+      </w:r>
+      <w:r>
+        <w:t xml:space="preserve">: the premium is a within-run maximum minus that run's own final epoch, so it is </w:t>
+      </w:r>
+      <w:r>
+        <w:rPr>
+          <w:b/>
+        </w:rPr>
+        <w:t>non-negative by construction</w:t>
+      </w:r>
+      <w:r>
+        <w:t xml:space="preserve"> (both non-positive logs sit at exactly </w:t>
+      </w:r>
+      <w:r>
+        <w:rPr>
+          <w:b/>
+        </w:rPr>
+        <w:t>+0.00</w:t>
+      </w:r>
+      <w:r>
+        <w:t xml:space="preserve">), and the sample's content is its </w:t>
+      </w:r>
+      <w:r>
+        <w:rPr>
+          <w:b/>
+        </w:rPr>
+        <w:t>magnitude</w:t>
+      </w:r>
+      <w:r>
+        <w:t xml:space="preserve">. The queries, the rest of the frame and the reason public logs </w:t>
       </w:r>
       <w:r>
         <w:rPr>
@@ -6121,6 +6241,62 @@
         <w:rPr>
           <w:b/>
         </w:rPr>
+        <w:t>Fig. 1.</w:t>
+      </w:r>
+      <w:r>
+        <w:t xml:space="preserve"> The four counting units on the same nineteen benchmarks — the </w:t>
+      </w:r>
+      <w:r>
+        <w:rPr>
+          <w:b/>
+        </w:rPr>
+        <w:t>printed single-rater</w:t>
+      </w:r>
+      <w:r>
+        <w:t xml:space="preserve"> counts (10/19 </w:t>
+      </w:r>
+      <w:r>
+        <w:rPr>
+          <w:rFonts w:ascii="Consolas" w:hAnsi="Consolas"/>
+        </w:rPr>
+        <w:t>release</w:t>
+      </w:r>
+      <w:r>
+        <w:t xml:space="preserve">, 13/19 </w:t>
+      </w:r>
+      <w:r>
+        <w:rPr>
+          <w:rFonts w:ascii="Consolas" w:hAnsi="Consolas"/>
+        </w:rPr>
+        <w:t>protocol</w:t>
+      </w:r>
+      <w:r>
+        <w:t xml:space="preserve">, 4/19 </w:t>
+      </w:r>
+      <w:r>
+        <w:rPr>
+          <w:rFonts w:ascii="Consolas" w:hAnsi="Consolas"/>
+        </w:rPr>
+        <w:t>yolo_dist</w:t>
+      </w:r>
+      <w:r>
+        <w:t xml:space="preserve">, 12/19 </w:t>
+      </w:r>
+      <w:r>
+        <w:rPr>
+          <w:rFonts w:ascii="Consolas" w:hAnsi="Consolas"/>
+        </w:rPr>
+        <w:t>reported</w:t>
+      </w:r>
+      <w:r>
+        <w:t>); the re-verified tallies are Table 3's second column.</w:t>
+      </w:r>
+    </w:p>
+    <w:p>
+      <w:r>
+        <w:rPr>
+          <w:b/>
+        </w:rPr>
         <w:t>Table 3.</w:t>
       </w:r>
       <w:r>
@@ -6403,22 +6579,13 @@
         <w:t>single rater's</w:t>
       </w:r>
       <w:r>
-        <w:t xml:space="preserve"> judgement (per-coder κ </w:t>
-      </w:r>
-      <w:r>
-        <w:rPr>
-          <w:b/>
-        </w:rPr>
-        <w:t>0.11–0.44</w:t>
-      </w:r>
-      <w:r>
-        <w:t xml:space="preserve">, the weakest unit in the three-valued round). </w:t>
-      </w:r>
-      <w:r>
-        <w:rPr>
-          <w:b/>
-        </w:rPr>
-        <w:t>Independent re-coding reproduces it only at slight-to-fair agreement, and ten coders given the archived evidence still do not reproduce the `reported` column</w:t>
+        <w:t xml:space="preserve"> judgement. </w:t>
+      </w:r>
+      <w:r>
+        <w:rPr>
+          <w:b/>
+        </w:rPr>
+        <w:t>Independent re-coding reproduces it only at slight-to-fair agreement</w:t>
       </w:r>
       <w:r>
         <w:t xml:space="preserve"> (Supplementary S12). A </w:t>
@@ -6955,170 +7122,6 @@
           </w:p>
         </w:tc>
       </w:tr>
-      <w:tr>
-        <w:tc>
-          <w:tcPr>
-            <w:tcW w:type="dxa" w:w="1293"/>
-          </w:tcPr>
-          <w:p>
-            <w:pPr>
-              <w:spacing w:line="240" w:lineRule="auto"/>
-            </w:pPr>
-            <w:r>
-              <w:rPr>
-                <w:sz w:val="20"/>
-              </w:rPr>
-              <w:t>↳ of which **literal two-key same path** (= the 2/19 the original audit reported)</w:t>
-            </w:r>
-          </w:p>
-        </w:tc>
-        <w:tc>
-          <w:tcPr>
-            <w:tcW w:type="dxa" w:w="1293"/>
-          </w:tcPr>
-          <w:p>
-            <w:pPr>
-              <w:spacing w:line="240" w:lineRule="auto"/>
-            </w:pPr>
-            <w:r>
-              <w:rPr>
-                <w:sz w:val="20"/>
-              </w:rPr>
-              <w:t>**2/19 ≈ 11 %**</w:t>
-            </w:r>
-          </w:p>
-        </w:tc>
-        <w:tc>
-          <w:tcPr>
-            <w:tcW w:type="dxa" w:w="1293"/>
-          </w:tcPr>
-          <w:p>
-            <w:pPr>
-              <w:spacing w:line="240" w:lineRule="auto"/>
-            </w:pPr>
-            <w:r>
-              <w:rPr>
-                <w:sz w:val="20"/>
-              </w:rPr>
-              <w:t>**1/19**</w:t>
-            </w:r>
-          </w:p>
-        </w:tc>
-        <w:tc>
-          <w:tcPr>
-            <w:tcW w:type="dxa" w:w="1293"/>
-          </w:tcPr>
-          <w:p>
-            <w:pPr>
-              <w:spacing w:line="240" w:lineRule="auto"/>
-            </w:pPr>
-            <w:r>
-              <w:rPr>
-                <w:sz w:val="20"/>
-              </w:rPr>
-              <w:t>2/19 → **1/19**</w:t>
-            </w:r>
-          </w:p>
-        </w:tc>
-        <w:tc>
-          <w:tcPr>
-            <w:tcW w:type="dxa" w:w="1293"/>
-          </w:tcPr>
-          <w:p>
-            <w:pPr>
-              <w:spacing w:line="240" w:lineRule="auto"/>
-            </w:pPr>
-            <w:r>
-              <w:rPr>
-                <w:sz w:val="20"/>
-              </w:rPr>
-              <w:t>—</w:t>
-            </w:r>
-          </w:p>
-        </w:tc>
-      </w:tr>
-      <w:tr>
-        <w:tc>
-          <w:tcPr>
-            <w:tcW w:type="dxa" w:w="1293"/>
-          </w:tcPr>
-          <w:p>
-            <w:pPr>
-              <w:spacing w:line="240" w:lineRule="auto"/>
-            </w:pPr>
-            <w:r>
-              <w:rPr>
-                <w:sz w:val="20"/>
-              </w:rPr>
-              <w:t>↳ of which `reported` is **`clean`** (independent)</w:t>
-            </w:r>
-          </w:p>
-        </w:tc>
-        <w:tc>
-          <w:tcPr>
-            <w:tcW w:type="dxa" w:w="1293"/>
-          </w:tcPr>
-          <w:p>
-            <w:pPr>
-              <w:spacing w:line="240" w:lineRule="auto"/>
-            </w:pPr>
-            <w:r>
-              <w:rPr>
-                <w:sz w:val="20"/>
-              </w:rPr>
-              <w:t>**3/19 ≈ 16 %**</w:t>
-            </w:r>
-          </w:p>
-        </w:tc>
-        <w:tc>
-          <w:tcPr>
-            <w:tcW w:type="dxa" w:w="1293"/>
-          </w:tcPr>
-          <w:p>
-            <w:pPr>
-              <w:spacing w:line="240" w:lineRule="auto"/>
-            </w:pPr>
-            <w:r>
-              <w:rPr>
-                <w:sz w:val="20"/>
-              </w:rPr>
-              <w:t>**6/19**</w:t>
-            </w:r>
-          </w:p>
-        </w:tc>
-        <w:tc>
-          <w:tcPr>
-            <w:tcW w:type="dxa" w:w="1293"/>
-          </w:tcPr>
-          <w:p>
-            <w:pPr>
-              <w:spacing w:line="240" w:lineRule="auto"/>
-            </w:pPr>
-            <w:r>
-              <w:rPr>
-                <w:sz w:val="20"/>
-              </w:rPr>
-              <w:t>3/15 → **6/16–6/17**</w:t>
-            </w:r>
-          </w:p>
-        </w:tc>
-        <w:tc>
-          <w:tcPr>
-            <w:tcW w:type="dxa" w:w="1293"/>
-          </w:tcPr>
-          <w:p>
-            <w:pPr>
-              <w:spacing w:line="240" w:lineRule="auto"/>
-            </w:pPr>
-            <w:r>
-              <w:rPr>
-                <w:sz w:val="20"/>
-              </w:rPr>
-              <w:t>4 → **2–3 rows**</w:t>
-            </w:r>
-          </w:p>
-        </w:tc>
-      </w:tr>
     </w:tbl>
     <w:p>
       <w:r>
@@ -7195,34 +7198,7 @@
         <w:t>§10</w:t>
       </w:r>
       <w:r>
-        <w:t xml:space="preserve">, defect 5) — and re-coded blind by </w:t>
-      </w:r>
-      <w:r>
-        <w:rPr>
-          <w:b/>
-        </w:rPr>
-        <w:t>five current-generation language models</w:t>
-      </w:r>
-      <w:r>
-        <w:t xml:space="preserve">, who agree at </w:t>
-      </w:r>
-      <w:r>
-        <w:rPr>
-          <w:b/>
-        </w:rPr>
-        <w:t>Fleiss κ 0.824</w:t>
-      </w:r>
-      <w:r>
-        <w:t xml:space="preserve">; re-verifying every row first-hand changes </w:t>
-      </w:r>
-      <w:r>
-        <w:rPr>
-          <w:b/>
-        </w:rPr>
-        <w:t>30 cells</w:t>
-      </w:r>
-      <w:r>
-        <w:t xml:space="preserve">, and the coders </w:t>
+        <w:t xml:space="preserve">, defect 5). The five blind coders </w:t>
       </w:r>
       <w:r>
         <w:rPr>
@@ -7231,7 +7207,7 @@
         <w:t>independently reach 19 of 30 (63.3 %)</w:t>
       </w:r>
       <w:r>
-        <w:t xml:space="preserve">, eleven unanimously, while </w:t>
+        <w:t xml:space="preserve"> corrected cells, eleven unanimously, while </w:t>
       </w:r>
       <w:r>
         <w:rPr>
@@ -7249,52 +7225,43 @@
         <w:t>undecidable</w:t>
       </w:r>
       <w:r>
+        <w:t xml:space="preserve">; a </w:t>
+      </w:r>
+      <w:r>
+        <w:rPr>
+          <w:b/>
+        </w:rPr>
+        <w:t>non-blind, model-assisted</w:t>
+      </w:r>
+      <w:r>
+        <w:t xml:space="preserve"> pass agrees at κ </w:t>
+      </w:r>
+      <w:r>
+        <w:rPr>
+          <w:b/>
+        </w:rPr>
+        <w:t>0.874</w:t>
+      </w:r>
+      <w:r>
+        <w:t xml:space="preserve"> and </w:t>
+      </w:r>
+      <w:r>
+        <w:rPr>
+          <w:b/>
+        </w:rPr>
+        <w:t>moves two rows</w:t>
+      </w:r>
+      <w:r>
         <w:t xml:space="preserve"> (</w:t>
       </w:r>
       <w:r>
         <w:rPr>
           <w:b/>
         </w:rPr>
-        <w:t>S12</w:t>
-      </w:r>
-      <w:r>
-        <w:t xml:space="preserve">); a </w:t>
-      </w:r>
-      <w:r>
-        <w:rPr>
-          <w:b/>
-        </w:rPr>
-        <w:t>non-blind, model-assisted</w:t>
-      </w:r>
-      <w:r>
-        <w:t xml:space="preserve"> pass agrees at κ </w:t>
-      </w:r>
-      <w:r>
-        <w:rPr>
-          <w:b/>
-        </w:rPr>
-        <w:t>0.874</w:t>
-      </w:r>
-      <w:r>
-        <w:t xml:space="preserve"> (</w:t>
-      </w:r>
-      <w:r>
-        <w:rPr>
-          <w:b/>
-        </w:rPr>
         <w:t>Supplementary S12</w:t>
       </w:r>
       <w:r>
-        <w:t xml:space="preserve">) and </w:t>
-      </w:r>
-      <w:r>
-        <w:rPr>
-          <w:b/>
-        </w:rPr>
-        <w:t>moves two rows</w:t>
-      </w:r>
-      <w:r>
-        <w:t xml:space="preserve">. </w:t>
+        <w:t xml:space="preserve">). </w:t>
       </w:r>
       <w:r>
         <w:rPr>
@@ -7367,64 +7334,6 @@
       </w:r>
       <w:r>
         <w:t>).</w:t>
-      </w:r>
-    </w:p>
-    <w:p>
-      <w:r>
-        <w:rPr>
-          <w:b/>
-        </w:rPr>
-        <w:t>Five clauses move to Supplementary S12</w:t>
-      </w:r>
-      <w:r>
-        <w:t xml:space="preserve"> (the self-check's column and subtotal equalities to</w:t>
-      </w:r>
-    </w:p>
-    <w:p>
-      <w:r>
-        <w:rPr>
-          <w:b/>
-        </w:rPr>
-        <w:t>S1</w:t>
-      </w:r>
-      <w:r>
-        <w:t xml:space="preserve">): the COCO row's judged number, the </w:t>
-      </w:r>
-      <w:r>
-        <w:rPr>
-          <w:rFonts w:ascii="Consolas" w:hAnsi="Consolas"/>
-        </w:rPr>
-        <w:t>yolo_dist</w:t>
-      </w:r>
-      <w:r>
-        <w:t xml:space="preserve"> first-version correction (</w:t>
-      </w:r>
-      <w:r>
-        <w:rPr>
-          <w:b/>
-        </w:rPr>
-        <w:t>4/19</w:t>
-      </w:r>
-      <w:r>
-        <w:t>), the literal-two-key self-check (</w:t>
-      </w:r>
-      <w:r>
-        <w:rPr>
-          <w:b/>
-        </w:rPr>
-        <w:t>2/19</w:t>
-      </w:r>
-      <w:r>
-        <w:t xml:space="preserve">), Mendeley face-mask's </w:t>
-      </w:r>
-      <w:r>
-        <w:rPr>
-          <w:b/>
-        </w:rPr>
-        <w:t>generator</w:t>
-      </w:r>
-      <w:r>
-        <w:t xml:space="preserve"> provenance, and the audit's unused "63–79 %" bound.</w:t>
       </w:r>
     </w:p>
     <w:p>
@@ -7716,7 +7625,34 @@
         <w:t>Supplementary S34c</w:t>
       </w:r>
       <w:r>
-        <w:t>).</w:t>
+        <w:t xml:space="preserve">). Its </w:t>
+      </w:r>
+      <w:r>
+        <w:rPr>
+          <w:b/>
+        </w:rPr>
+        <w:t>68.2 %</w:t>
+      </w:r>
+      <w:r>
+        <w:t xml:space="preserve"> is a rate over </w:t>
+      </w:r>
+      <w:r>
+        <w:rPr>
+          <w:b/>
+        </w:rPr>
+        <w:t>six runs</w:t>
+      </w:r>
+      <w:r>
+        <w:t xml:space="preserve"> on this probe's own split and is </w:t>
+      </w:r>
+      <w:r>
+        <w:rPr>
+          <w:b/>
+        </w:rPr>
+        <w:t>not comparable</w:t>
+      </w:r>
+      <w:r>
+        <w:t xml:space="preserve"> with §8.6's realization rate: different protocol, different denominator.</w:t>
       </w:r>
     </w:p>
     <w:p>
@@ -8194,7 +8130,7 @@
         <w:t>defined in writing before any run</w:t>
       </w:r>
       <w:r>
-        <w:t xml:space="preserve">. The registration text and its </w:t>
+        <w:t xml:space="preserve">. Its </w:t>
       </w:r>
       <w:r>
         <w:rPr>
@@ -8203,7 +8139,7 @@
         <w:t>FROZEN-HASH</w:t>
       </w:r>
       <w:r>
-        <w:t xml:space="preserve"> stamp are in </w:t>
+        <w:t xml:space="preserve"> stamp is stated in </w:t>
       </w:r>
       <w:r>
         <w:rPr>
@@ -8212,7 +8148,25 @@
         <w:t>§9</w:t>
       </w:r>
       <w:r>
-        <w:t xml:space="preserve"> and in the author-side registration record; </w:t>
+        <w:t xml:space="preserve">; the registration </w:t>
+      </w:r>
+      <w:r>
+        <w:rPr>
+          <w:b/>
+        </w:rPr>
+        <w:t>text</w:t>
+      </w:r>
+      <w:r>
+        <w:t xml:space="preserve"> itself is the companion's and is </w:t>
+      </w:r>
+      <w:r>
+        <w:rPr>
+          <w:b/>
+        </w:rPr>
+        <w:t>author-side</w:t>
+      </w:r>
+      <w:r>
+        <w:t>, so this paper carries the stamp and the readings (</w:t>
       </w:r>
       <w:r>
         <w:rPr>
@@ -8221,7 +8175,7 @@
         <w:t>Tables S24–S27</w:t>
       </w:r>
       <w:r>
-        <w:t xml:space="preserve"> carry the registered cells' readings. What this paper measures</w:t>
+        <w:t>), not the document. What this paper measures</w:t>
       </w:r>
     </w:p>
     <w:p>
@@ -8632,6 +8586,44 @@
             </a:graphic>
           </wp:inline>
         </w:drawing>
+      </w:r>
+    </w:p>
+    <w:p>
+      <w:r>
+        <w:rPr>
+          <w:b/>
+        </w:rPr>
+        <w:t>Fig. 2.</w:t>
+      </w:r>
+      <w:r>
+        <w:t xml:space="preserve"> The </w:t>
+      </w:r>
+      <w:r>
+        <w:rPr>
+          <w:rFonts w:ascii="Consolas" w:hAnsi="Consolas"/>
+        </w:rPr>
+        <w:t>val</w:t>
+      </w:r>
+      <w:r>
+        <w:t xml:space="preserve">-selected premium against what it realizes on the disjoint </w:t>
+      </w:r>
+      <w:r>
+        <w:rPr>
+          <w:rFonts w:ascii="Consolas" w:hAnsi="Consolas"/>
+        </w:rPr>
+        <w:t>test</w:t>
+      </w:r>
+      <w:r>
+        <w:t xml:space="preserve"> split, per arm-cell; the title's aggregate is the plotted pool's — </w:t>
+      </w:r>
+      <w:r>
+        <w:rPr>
+          <w:b/>
+        </w:rPr>
+        <w:t>§8.6</w:t>
+      </w:r>
+      <w:r>
+        <w:t xml:space="preserve"> names the pool Table 4 uses.</w:t>
       </w:r>
     </w:p>
     <w:p>
@@ -9547,7 +9539,7 @@
               <w:rPr>
                 <w:sz w:val="20"/>
               </w:rPr>
-              <w:t>aitod20</w:t>
+              <w:t>aitod20 **†**</w:t>
             </w:r>
           </w:p>
         </w:tc>
@@ -9695,6 +9687,15 @@
         <w:rPr>
           <w:b/>
         </w:rPr>
+        <w:t>the `†` row, and the only one</w:t>
+      </w:r>
+      <w:r>
+        <w:t xml:space="preserve">; </w:t>
+      </w:r>
+      <w:r>
+        <w:rPr>
+          <w:b/>
+        </w:rPr>
         <w:t>both readings are reported and both intervals cover zero</w:t>
       </w:r>
       <w:r>
@@ -10386,6 +10387,35 @@
         <w:rPr>
           <w:b/>
         </w:rPr>
+        <w:t>Fig. 3.</w:t>
+      </w:r>
+      <w:r>
+        <w:t xml:space="preserve"> Realization rate against the noise scale σ̂ of the run's own </w:t>
+      </w:r>
+      <w:r>
+        <w:rPr>
+          <w:rFonts w:ascii="Consolas" w:hAnsi="Consolas"/>
+        </w:rPr>
+        <w:t>val</w:t>
+      </w:r>
+      <w:r>
+        <w:t xml:space="preserve"> curve, over </w:t>
+      </w:r>
+      <w:r>
+        <w:rPr>
+          <w:b/>
+        </w:rPr>
+        <w:t>80 runs</w:t>
+      </w:r>
+      <w:r>
+        <w:t xml:space="preserve"> in three groups of 27 (Spearman ρ = −0.466, p = 1.3×10⁻⁵); dashed: rate = 1, dotted: §8.6's pooled reading.</w:t>
+      </w:r>
+    </w:p>
+    <w:p>
+      <w:r>
+        <w:rPr>
+          <w:b/>
+        </w:rPr>
         <w:t>Pool composition — and why the claim does not turn on it.</w:t>
       </w:r>
       <w:r>
@@ -10581,6 +10611,80 @@
             </a:graphic>
           </wp:inline>
         </w:drawing>
+      </w:r>
+    </w:p>
+    <w:p>
+      <w:r>
+        <w:rPr>
+          <w:b/>
+        </w:rPr>
+        <w:t>Fig. 4.</w:t>
+      </w:r>
+      <w:r>
+        <w:t xml:space="preserve"> </w:t>
+      </w:r>
+      <w:r>
+        <w:rPr>
+          <w:b/>
+        </w:rPr>
+        <w:t>Left</w:t>
+      </w:r>
+      <w:r>
+        <w:t xml:space="preserve">: mean </w:t>
+      </w:r>
+      <w:r>
+        <w:rPr>
+          <w:rFonts w:ascii="Consolas" w:hAnsi="Consolas"/>
+        </w:rPr>
+        <w:t>val</w:t>
+      </w:r>
+      <w:r>
+        <w:t xml:space="preserve"> and </w:t>
+      </w:r>
+      <w:r>
+        <w:rPr>
+          <w:rFonts w:ascii="Consolas" w:hAnsi="Consolas"/>
+        </w:rPr>
+        <w:t>test</w:t>
+      </w:r>
+      <w:r>
+        <w:t xml:space="preserve"> trajectories over 10 seeds, both headline cells (baseline solid, strategy dashed). </w:t>
+      </w:r>
+      <w:r>
+        <w:rPr>
+          <w:b/>
+        </w:rPr>
+        <w:t>Right</w:t>
+      </w:r>
+      <w:r>
+        <w:t xml:space="preserve">: per-(seed, epoch) </w:t>
+      </w:r>
+      <w:r>
+        <w:rPr>
+          <w:rFonts w:ascii="Consolas" w:hAnsi="Consolas"/>
+        </w:rPr>
+        <w:t>val</w:t>
+      </w:r>
+      <w:r>
+        <w:t xml:space="preserve"> movement against what transfers to </w:t>
+      </w:r>
+      <w:r>
+        <w:rPr>
+          <w:rFonts w:ascii="Consolas" w:hAnsi="Consolas"/>
+        </w:rPr>
+        <w:t>test</w:t>
+      </w:r>
+      <w:r>
+        <w:t xml:space="preserve"> — the ratio is not taken (its denominator can vanish); the fit through the origin is </w:t>
+      </w:r>
+      <w:r>
+        <w:rPr>
+          <w:b/>
+        </w:rPr>
+        <w:t>κ = 0.734</w:t>
+      </w:r>
+      <w:r>
+        <w:t>.</w:t>
       </w:r>
     </w:p>
     <w:p>

--- a/01_paper/P2_English_v0.1.docx
+++ b/01_paper/P2_English_v0.1.docx
@@ -146,7 +146,7 @@
     </w:p>
     <w:p>
       <w:r>
-        <w:t>Object-detection papers report a number from a split they call held out. We audit that premise, in three results.</w:t>
+        <w:t>Object-detection papers report a number from a split they call held out. We audit that premise, and report three results.</w:t>
       </w:r>
     </w:p>
     <w:p>
@@ -166,7 +166,7 @@
         <w:t>6 of 14</w:t>
       </w:r>
       <w:r>
-        <w:t xml:space="preserve"> corpora give the reported number no independent held-out split: the checkpoint was selected there. Training and evaluation do not overlap — </w:t>
+        <w:t xml:space="preserve"> corpora give the reported number no independent held-out split: the checkpoint was selected there, so training and evaluation do not overlap. What is broken is </w:t>
       </w:r>
       <w:r>
         <w:rPr>
@@ -175,7 +175,16 @@
         <w:t>checkpoint selection</w:t>
       </w:r>
       <w:r>
-        <w:t>, not contamination.</w:t>
+        <w:t xml:space="preserve">, not contamination — which turns an ethical question into a </w:t>
+      </w:r>
+      <w:r>
+        <w:rPr>
+          <w:b/>
+        </w:rPr>
+        <w:t>measurement</w:t>
+      </w:r>
+      <w:r>
+        <w:t xml:space="preserve"> one.</w:t>
       </w:r>
     </w:p>
     <w:p>
@@ -183,19 +192,10 @@
         <w:rPr>
           <w:b/>
         </w:rPr>
-        <w:t>2. The direction varies by corpus.</w:t>
-      </w:r>
-      <w:r>
-        <w:t xml:space="preserve"> The premium is </w:t>
-      </w:r>
-      <w:r>
-        <w:rPr>
-          <w:b/>
-        </w:rPr>
-        <w:t>positive in all four cells</w:t>
-      </w:r>
-      <w:r>
-        <w:t xml:space="preserve"> (§5.1; the baseline arm gains more), the </w:t>
+        <w:t>2. The selection premium only partly survives.</w:t>
+      </w:r>
+      <w:r>
+        <w:t xml:space="preserve"> The premium is positive in every escalated cell; what changes sign by corpus is the </w:t>
       </w:r>
       <w:r>
         <w:rPr>
@@ -204,16 +204,43 @@
         <w:t>paired Δgap</w:t>
       </w:r>
       <w:r>
-        <w:t xml:space="preserve"> changing sign by corpus (</w:t>
-      </w:r>
-      <w:r>
-        <w:rPr>
-          <w:b/>
-        </w:rPr>
-        <w:t>not the selection term</w:t>
-      </w:r>
-      <w:r>
-        <w:t xml:space="preserve">); a declared, </w:t>
+        <w:t xml:space="preserve"> — the two arms' relative difference on </w:t>
+      </w:r>
+      <w:r>
+        <w:rPr>
+          <w:rFonts w:ascii="Consolas" w:hAnsi="Consolas"/>
+        </w:rPr>
+        <w:t>val</w:t>
+      </w:r>
+      <w:r>
+        <w:t xml:space="preserve"> against the same difference on </w:t>
+      </w:r>
+      <w:r>
+        <w:rPr>
+          <w:rFonts w:ascii="Consolas" w:hAnsi="Consolas"/>
+        </w:rPr>
+        <w:t>test</w:t>
+      </w:r>
+      <w:r>
+        <w:t xml:space="preserve"> — and not the selection term itself. The </w:t>
+      </w:r>
+      <w:r>
+        <w:rPr>
+          <w:b/>
+        </w:rPr>
+        <w:t>mean direction is metric-robust while one cell's significance and sign unanimity are not</w:t>
+      </w:r>
+      <w:r>
+        <w:t xml:space="preserve"> (</w:t>
+      </w:r>
+      <w:r>
+        <w:rPr>
+          <w:rFonts w:ascii="Consolas" w:hAnsi="Consolas"/>
+        </w:rPr>
+        <w:t>smoke2sf</w:t>
+      </w:r>
+      <w:r>
+        <w:t xml:space="preserve">, p = 0.54). A declared, </w:t>
       </w:r>
       <w:r>
         <w:rPr>
@@ -222,7 +249,7 @@
         <w:t>descriptive</w:t>
       </w:r>
       <w:r>
-        <w:t xml:space="preserve"> 13-cell family leaves </w:t>
+        <w:t xml:space="preserve"> 13-cell scan leaves </w:t>
       </w:r>
       <w:r>
         <w:rPr>
@@ -231,106 +258,43 @@
         <w:t>3</w:t>
       </w:r>
       <w:r>
-        <w:t xml:space="preserve"> after BH; </w:t>
-      </w:r>
-      <w:r>
-        <w:rPr>
-          <w:b/>
-        </w:rPr>
-        <w:t>five current-generation coders</w:t>
-      </w:r>
-      <w:r>
-        <w:t xml:space="preserve"> agree at κ </w:t>
-      </w:r>
-      <w:r>
-        <w:rPr>
-          <w:b/>
-        </w:rPr>
-        <w:t>0.824</w:t>
-      </w:r>
-      <w:r>
-        <w:t xml:space="preserve"> and, re-verifying each row, </w:t>
-      </w:r>
-      <w:r>
-        <w:rPr>
-          <w:b/>
-        </w:rPr>
-        <w:t>independently reach 19 of 30 corrected cells</w:t>
-      </w:r>
-      <w:r>
-        <w:t xml:space="preserve"> (eleven unanimously), </w:t>
-      </w:r>
-      <w:r>
-        <w:rPr>
-          <w:b/>
-        </w:rPr>
-        <w:t>26 of 76</w:t>
-      </w:r>
-      <w:r>
-        <w:t xml:space="preserve"> stay undecidable; the printed </w:t>
-      </w:r>
-      <w:r>
-        <w:rPr>
-          <w:b/>
-        </w:rPr>
-        <w:t>12–14 of 19</w:t>
-      </w:r>
-      <w:r>
-        <w:t xml:space="preserve"> rest </w:t>
-      </w:r>
-      <w:r>
-        <w:rPr>
-          <w:b/>
-        </w:rPr>
-        <w:t>on one rater</w:t>
-      </w:r>
-      <w:r>
-        <w:t xml:space="preserve">, </w:t>
-      </w:r>
-      <w:r>
-        <w:rPr>
-          <w:b/>
-        </w:rPr>
-        <w:t>10–11</w:t>
-      </w:r>
-      <w:r>
-        <w:t xml:space="preserve"> after re-verification (§6.1, S12). </w:t>
-      </w:r>
-      <w:r>
-        <w:rPr>
-          <w:b/>
-        </w:rPr>
-        <w:t>The mean direction is metric-robust; one cell's significance and sign unanimity are not</w:t>
-      </w:r>
-      <w:r>
-        <w:t xml:space="preserve"> (</w:t>
+        <w:t xml:space="preserve"> cells after BH, so the direction claim rests on the four escalated cells, not on the scan. </w:t>
+      </w:r>
+      <w:r>
+        <w:rPr>
+          <w:b/>
+        </w:rPr>
+        <w:t>On a disjoint split, realization is partial</w:t>
+      </w:r>
+      <w:r>
+        <w:t xml:space="preserve">: the </w:t>
+      </w:r>
+      <w:r>
+        <w:rPr>
+          <w:b/>
+        </w:rPr>
+        <w:t>claim-level interval includes zero</w:t>
+      </w:r>
+      <w:r>
+        <w:t xml:space="preserve">, and the arm-cell and run-weighted point estimates are </w:t>
+      </w:r>
+      <w:r>
+        <w:rPr>
+          <w:b/>
+        </w:rPr>
+        <w:t>descriptive</w:t>
+      </w:r>
+      <w:r>
+        <w:t xml:space="preserve">, given with intervals only (Table 4). No power analysis was registered, so the scan's nine </w:t>
       </w:r>
       <w:r>
         <w:rPr>
           <w:rFonts w:ascii="Consolas" w:hAnsi="Consolas"/>
         </w:rPr>
-        <w:t>smoke2sf</w:t>
-      </w:r>
-      <w:r>
-        <w:t xml:space="preserve"> </w:t>
-      </w:r>
-      <w:r>
-        <w:rPr>
-          <w:b/>
-        </w:rPr>
-        <w:t>+0.063 pp</w:t>
-      </w:r>
-      <w:r>
-        <w:t xml:space="preserve">, p = 0.54, </w:t>
-      </w:r>
-      <w:r>
-        <w:rPr>
-          <w:b/>
-        </w:rPr>
-        <w:t>6+/5−</w:t>
-      </w:r>
-      <w:r>
-        <w:t>).</w:t>
+        <w:t>n</w:t>
+      </w:r>
+      <w:r>
+        <w:t xml:space="preserve"> = 3 cells stay descriptive.</w:t>
       </w:r>
     </w:p>
     <w:p>
@@ -338,84 +302,46 @@
         <w:rPr>
           <w:b/>
         </w:rPr>
-        <w:t>3. Partial realization on a disjoint split.</w:t>
-      </w:r>
-      <w:r>
-        <w:t xml:space="preserve"> Separating the selection set from the reported set, the premium is realized only in part: the </w:t>
-      </w:r>
-      <w:r>
-        <w:rPr>
-          <w:b/>
-        </w:rPr>
-        <w:t>claim-level interval includes zero</w:t>
-      </w:r>
-      <w:r>
-        <w:t xml:space="preserve"> ([−17.3 %, 53.2 %], P = 0.118); on a difference scale </w:t>
-      </w:r>
-      <w:r>
-        <w:rPr>
-          <w:b/>
-        </w:rPr>
-        <w:t>−1.367 pp</w:t>
-      </w:r>
-      <w:r>
-        <w:t xml:space="preserve"> (CI </w:t>
-      </w:r>
-      <w:r>
-        <w:rPr>
-          <w:b/>
-        </w:rPr>
-        <w:t>[−1.59, −1.15]</w:t>
-      </w:r>
-      <w:r>
-        <w:t xml:space="preserve">); run-level </w:t>
-      </w:r>
-      <w:r>
-        <w:rPr>
-          <w:b/>
-        </w:rPr>
-        <w:t>[8.4 %, 37.4 %]</w:t>
-      </w:r>
-      <w:r>
-        <w:t xml:space="preserve"> (P = 0.002, a bootstrap tail proportion) and leave-one-out </w:t>
-      </w:r>
-      <w:r>
-        <w:rPr>
-          <w:b/>
-        </w:rPr>
-        <w:t>9.77 %–34.16 %</w:t>
-      </w:r>
-      <w:r>
-        <w:t xml:space="preserve">; the arm-cell and run-weighted point estimates are </w:t>
-      </w:r>
-      <w:r>
-        <w:rPr>
-          <w:b/>
-        </w:rPr>
-        <w:t>descriptive</w:t>
-      </w:r>
-      <w:r>
-        <w:t>, given only with intervals (Table 4).</w:t>
-      </w:r>
-    </w:p>
-    <w:p>
-      <w:r>
-        <w:rPr>
-          <w:b/>
-        </w:rPr>
-        <w:t>Replication lowers it 9 %–29 %</w:t>
-      </w:r>
-      <w:r>
-        <w:t xml:space="preserve"> (§8); no power analysis was registered, so the nine </w:t>
-      </w:r>
-      <w:r>
-        <w:rPr>
-          <w:rFonts w:ascii="Consolas" w:hAnsi="Consolas"/>
-        </w:rPr>
-        <w:t>n = 3</w:t>
-      </w:r>
-      <w:r>
-        <w:t xml:space="preserve"> cells stay descriptive.</w:t>
+        <w:t>3. The printed count rests on one rater.</w:t>
+      </w:r>
+      <w:r>
+        <w:t xml:space="preserve"> The layer the literature actually reports is printed as </w:t>
+      </w:r>
+      <w:r>
+        <w:rPr>
+          <w:b/>
+        </w:rPr>
+        <w:t>12–14 of 19</w:t>
+      </w:r>
+      <w:r>
+        <w:t xml:space="preserve">; re-verifying every row first-hand and re-coding blind with </w:t>
+      </w:r>
+      <w:r>
+        <w:rPr>
+          <w:b/>
+        </w:rPr>
+        <w:t>five</w:t>
+      </w:r>
+      <w:r>
+        <w:t xml:space="preserve"> current-generation models recovers </w:t>
+      </w:r>
+      <w:r>
+        <w:rPr>
+          <w:b/>
+        </w:rPr>
+        <w:t>19 of 30</w:t>
+      </w:r>
+      <w:r>
+        <w:t xml:space="preserve"> corrected cells, eleven unanimously, while </w:t>
+      </w:r>
+      <w:r>
+        <w:rPr>
+          <w:b/>
+        </w:rPr>
+        <w:t>26 of 76</w:t>
+      </w:r>
+      <w:r>
+        <w:t xml:space="preserve"> stay undecidable (§6.1, S12).</w:t>
       </w:r>
     </w:p>
     <w:p>

--- a/01_paper/P2_English_v0.1.docx
+++ b/01_paper/P2_English_v0.1.docx
@@ -10607,10 +10607,19 @@
         <w:rPr>
           <w:b/>
         </w:rPr>
-        <w:t>κ = 0.734</w:t>
-      </w:r>
-      <w:r>
-        <w:t>.</w:t>
+        <w:t>κ = 0.708</w:t>
+      </w:r>
+      <w:r>
+        <w:t xml:space="preserve"> (the title's </w:t>
+      </w:r>
+      <w:r>
+        <w:rPr>
+          <w:b/>
+        </w:rPr>
+        <w:t>0.734</w:t>
+      </w:r>
+      <w:r>
+        <w:t xml:space="preserve"> is the earlier five-epoch grid).</w:t>
       </w:r>
     </w:p>
     <w:p>

--- a/01_paper/P2_English_v0.1.docx
+++ b/01_paper/P2_English_v0.1.docx
@@ -10334,7 +10334,25 @@
         <w:t>80 runs</w:t>
       </w:r>
       <w:r>
-        <w:t xml:space="preserve"> in three groups of 27 (Spearman ρ = −0.466, p = 1.3×10⁻⁵); dashed: rate = 1, dotted: §8.6's pooled reading.</w:t>
+        <w:t xml:space="preserve"> in three terciles of </w:t>
+      </w:r>
+      <w:r>
+        <w:rPr>
+          <w:b/>
+        </w:rPr>
+        <w:t>27 / 27 / 26</w:t>
+      </w:r>
+      <w:r>
+        <w:t xml:space="preserve"> (nine-cluster Spearman ρ = </w:t>
+      </w:r>
+      <w:r>
+        <w:rPr>
+          <w:b/>
+        </w:rPr>
+        <w:t>−0.433</w:t>
+      </w:r>
+      <w:r>
+        <w:t>, p = 0.244; the run-level reading is −0.466); dashed: rate = 1, dotted: §8.6's pooled reading.</w:t>
       </w:r>
     </w:p>
     <w:p>
@@ -10610,7 +10628,25 @@
         <w:t>κ = 0.708</w:t>
       </w:r>
       <w:r>
-        <w:t xml:space="preserve"> (the title's </w:t>
+        <w:t xml:space="preserve"> (R² </w:t>
+      </w:r>
+      <w:r>
+        <w:rPr>
+          <w:b/>
+        </w:rPr>
+        <w:t>0.937</w:t>
+      </w:r>
+      <w:r>
+        <w:t xml:space="preserve">, run-clustered 95 % CI </w:t>
+      </w:r>
+      <w:r>
+        <w:rPr>
+          <w:b/>
+        </w:rPr>
+        <w:t>[0.671, 0.745]</w:t>
+      </w:r>
+      <w:r>
+        <w:t xml:space="preserve">; the title's </w:t>
       </w:r>
       <w:r>
         <w:rPr>
@@ -12322,7 +12358,16 @@
         <w:t>majority</w:t>
       </w:r>
       <w:r>
-        <w:t xml:space="preserve"> conclusion is unchanged (the weakest recomputed unit is still </w:t>
+        <w:t xml:space="preserve"> conclusion is unchanged (the weakest recomputed </w:t>
+      </w:r>
+      <w:r>
+        <w:rPr>
+          <w:b/>
+        </w:rPr>
+        <w:t>majority</w:t>
+      </w:r>
+      <w:r>
+        <w:t xml:space="preserve"> is still </w:t>
       </w:r>
       <w:r>
         <w:rPr>

--- a/01_paper/P2_English_v0.1.docx
+++ b/01_paper/P2_English_v0.1.docx
@@ -6511,7 +6511,7 @@
         <w:rPr>
           <w:b/>
         </w:rPr>
-        <w:t>Independent re-coding reproduces it only at slight-to-fair agreement</w:t>
+        <w:t>Independent re-coding reproduces it only at 31.4 % (Round 7, coder agreement κ 0.836) and 42.2 % (Round 8, κ 0.811) of the printed marks</w:t>
       </w:r>
       <w:r>
         <w:t xml:space="preserve"> (Supplementary S12). A </w:t>
@@ -7524,7 +7524,43 @@
         <w:t>12/12</w:t>
       </w:r>
       <w:r>
-        <w:t xml:space="preserve"> runs. This is </w:t>
+        <w:t xml:space="preserve"> runs on </w:t>
+      </w:r>
+      <w:r>
+        <w:rPr>
+          <w:rFonts w:ascii="Consolas" w:hAnsi="Consolas"/>
+        </w:rPr>
+        <w:t>val</w:t>
+      </w:r>
+      <w:r>
+        <w:t xml:space="preserve">, </w:t>
+      </w:r>
+      <w:r>
+        <w:rPr>
+          <w:b/>
+        </w:rPr>
+        <w:t>5/6</w:t>
+      </w:r>
+      <w:r>
+        <w:t xml:space="preserve"> and </w:t>
+      </w:r>
+      <w:r>
+        <w:rPr>
+          <w:b/>
+        </w:rPr>
+        <w:t>11/12</w:t>
+      </w:r>
+      <w:r>
+        <w:t xml:space="preserve"> on </w:t>
+      </w:r>
+      <w:r>
+        <w:rPr>
+          <w:rFonts w:ascii="Consolas" w:hAnsi="Consolas"/>
+        </w:rPr>
+        <w:t>test</w:t>
+      </w:r>
+      <w:r>
+        <w:t xml:space="preserve">. This is </w:t>
       </w:r>
       <w:r>
         <w:rPr>
@@ -12403,7 +12439,25 @@
         <w:t>23.3 %</w:t>
       </w:r>
       <w:r>
-        <w:t xml:space="preserve">, interval containing zero. Two things do </w:t>
+        <w:t xml:space="preserve"> (claim-level </w:t>
+      </w:r>
+      <w:r>
+        <w:rPr>
+          <w:b/>
+        </w:rPr>
+        <w:t>[−17.3 %, 53.2 %]</w:t>
+      </w:r>
+      <w:r>
+        <w:t xml:space="preserve">, P(rate ≤ 0) = </w:t>
+      </w:r>
+      <w:r>
+        <w:rPr>
+          <w:b/>
+        </w:rPr>
+        <w:t>0.118</w:t>
+      </w:r>
+      <w:r>
+        <w:t xml:space="preserve">). Two things do </w:t>
       </w:r>
       <w:r>
         <w:rPr>

--- a/01_paper/P2_English_v0.1.docx
+++ b/01_paper/P2_English_v0.1.docx
@@ -146,7 +146,7 @@
     </w:p>
     <w:p>
       <w:r>
-        <w:t>Object-detection papers report a number from a split they call held out. We audit that premise, and report three results.</w:t>
+        <w:t>Object-detection papers report a number from a split they call held out. We audit that premise, in three results.</w:t>
       </w:r>
     </w:p>
     <w:p>
@@ -204,7 +204,7 @@
         <w:t>paired Δgap</w:t>
       </w:r>
       <w:r>
-        <w:t xml:space="preserve"> — the two arms' relative difference on </w:t>
+        <w:t xml:space="preserve"> — the arms' relative difference on </w:t>
       </w:r>
       <w:r>
         <w:rPr>
@@ -213,7 +213,7 @@
         <w:t>val</w:t>
       </w:r>
       <w:r>
-        <w:t xml:space="preserve"> against the same difference on </w:t>
+        <w:t xml:space="preserve"> versus on </w:t>
       </w:r>
       <w:r>
         <w:rPr>
@@ -258,7 +258,7 @@
         <w:t>3</w:t>
       </w:r>
       <w:r>
-        <w:t xml:space="preserve"> cells after BH, so the direction claim rests on the four escalated cells, not on the scan. </w:t>
+        <w:t xml:space="preserve"> cells after BH, so the direction claim rests on the four escalated cells. </w:t>
       </w:r>
       <w:r>
         <w:rPr>
@@ -341,7 +341,16 @@
         <w:t>26 of 76</w:t>
       </w:r>
       <w:r>
-        <w:t xml:space="preserve"> stay undecidable (§6.1, S12).</w:t>
+        <w:t xml:space="preserve"> stay undecidable and </w:t>
+      </w:r>
+      <w:r>
+        <w:rPr>
+          <w:b/>
+        </w:rPr>
+        <w:t>11 of the 30 are not recovered</w:t>
+      </w:r>
+      <w:r>
+        <w:t xml:space="preserve"> (§6.1, S12).</w:t>
       </w:r>
     </w:p>
     <w:p>
@@ -3249,7 +3258,25 @@
         <w:t>n</w:t>
       </w:r>
       <w:r>
-        <w:t xml:space="preserve"> counts paired units (ten file-order replicates, one unseeded — Supplementary S12); both differences hold at n = 10. </w:t>
+        <w:t xml:space="preserve"> counts paired units (</w:t>
+      </w:r>
+      <w:r>
+        <w:rPr>
+          <w:b/>
+        </w:rPr>
+        <w:t>eleven</w:t>
+      </w:r>
+      <w:r>
+        <w:t xml:space="preserve">: ten </w:t>
+      </w:r>
+      <w:r>
+        <w:rPr>
+          <w:rFonts w:ascii="Consolas" w:hAnsi="Consolas"/>
+        </w:rPr>
+        <w:t>--shuffle-seed</w:t>
+      </w:r>
+      <w:r>
+        <w:t xml:space="preserve"> runs plus one unseeded — Supplementary S12); both differences hold at n = 10. </w:t>
       </w:r>
       <w:r>
         <w:rPr>
@@ -5812,7 +5839,7 @@
         <w:t>+5.65 pp</w:t>
       </w:r>
       <w:r>
-        <w:t xml:space="preserve">, 18/20 positive. </w:t>
+        <w:t xml:space="preserve">. </w:t>
       </w:r>
       <w:r>
         <w:rPr>
@@ -5830,16 +5857,7 @@
         <w:t>non-negative by construction</w:t>
       </w:r>
       <w:r>
-        <w:t xml:space="preserve"> (both non-positive logs sit at exactly </w:t>
-      </w:r>
-      <w:r>
-        <w:rPr>
-          <w:b/>
-        </w:rPr>
-        <w:t>+0.00</w:t>
-      </w:r>
-      <w:r>
-        <w:t xml:space="preserve">), and the sample's content is its </w:t>
+        <w:t xml:space="preserve">, and the sample's content is its </w:t>
       </w:r>
       <w:r>
         <w:rPr>

--- a/01_paper/P2_English_v0.1.docx
+++ b/01_paper/P2_English_v0.1.docx
@@ -166,7 +166,16 @@
         <w:t>6 of 14</w:t>
       </w:r>
       <w:r>
-        <w:t xml:space="preserve"> corpora give the reported number no independent held-out split: the checkpoint was selected there, so training and evaluation do not overlap. What is broken is </w:t>
+        <w:t xml:space="preserve"> corpora give the reported number no independent held-out split: the checkpoint was selected there, </w:t>
+      </w:r>
+      <w:r>
+        <w:rPr>
+          <w:b/>
+        </w:rPr>
+        <w:t>even though</w:t>
+      </w:r>
+      <w:r>
+        <w:t xml:space="preserve"> training and evaluation do not overlap. What is broken is </w:t>
       </w:r>
       <w:r>
         <w:rPr>
@@ -8406,7 +8415,7 @@
         <w:t>0.515 pp</w:t>
       </w:r>
       <w:r>
-        <w:t xml:space="preserve">, against initialization and seed components of the same order — the </w:t>
+        <w:t xml:space="preserve">, against an initialization component of the same order — the </w:t>
       </w:r>
       <w:r>
         <w:rPr>

--- a/01_paper/P2_English_v0.1.docx
+++ b/01_paper/P2_English_v0.1.docx
@@ -970,6 +970,15 @@
         <w:t>positive in all four cells, the baseline arm gaining more</w:t>
       </w:r>
       <w:r>
+        <w:t xml:space="preserve"> — </w:t>
+      </w:r>
+      <w:r>
+        <w:rPr>
+          <w:b/>
+        </w:rPr>
+        <w:t>on an escalated four-cell base, not a sample</w:t>
+      </w:r>
+      <w:r>
         <w:t xml:space="preserve"> (</w:t>
       </w:r>
       <w:r>
@@ -3015,16 +3024,7 @@
         <w:rPr>
           <w:b/>
         </w:rPr>
-        <w:t>Tier 1: the selection premium is positive in all four cells and the baseline arm gains more</w:t>
-      </w:r>
-      <w:r>
-        <w:t xml:space="preserve">, consistent with the selection-bias literature, not new in kind; </w:t>
-      </w:r>
-      <w:r>
-        <w:rPr>
-          <w:b/>
-        </w:rPr>
-        <w:t>on the monitored split that positivity is near-definitional</w:t>
+        <w:t>Tier 1: on the monitored split this positivity is near-definitional</w:t>
       </w:r>
       <w:r>
         <w:t xml:space="preserve"> (</w:t>
@@ -3036,7 +3036,7 @@
         <w:t>best</w:t>
       </w:r>
       <w:r>
-        <w:t xml:space="preserve"> is that curve's own argmax), and </w:t>
+        <w:t xml:space="preserve"> is that curve's own argmax), so </w:t>
       </w:r>
       <w:r>
         <w:rPr>
@@ -3045,7 +3045,7 @@
         <w:t>the finding we report is the paired arm difference and its test side (§8.6)</w:t>
       </w:r>
       <w:r>
-        <w:t xml:space="preserve">. Pairing brings </w:t>
+        <w:t xml:space="preserve">: the selection premium is positive in all four cells, the baseline arm gaining more — consistent with the selection-bias literature, not new in kind. Pairing brings </w:t>
       </w:r>
       <w:r>
         <w:rPr>
@@ -3285,7 +3285,43 @@
         <w:t>--shuffle-seed</w:t>
       </w:r>
       <w:r>
-        <w:t xml:space="preserve"> runs plus one unseeded — Supplementary S12); both differences hold at n = 10. </w:t>
+        <w:t xml:space="preserve"> runs plus one unseeded — Supplementary S12); at n = 10 the two headline cells read </w:t>
+      </w:r>
+      <w:r>
+        <w:rPr>
+          <w:b/>
+        </w:rPr>
+        <w:t>+0.544</w:t>
+      </w:r>
+      <w:r>
+        <w:t xml:space="preserve"> (</w:t>
+      </w:r>
+      <w:r>
+        <w:rPr>
+          <w:rFonts w:ascii="Consolas" w:hAnsi="Consolas"/>
+        </w:rPr>
+        <w:t>shwd2sf</w:t>
+      </w:r>
+      <w:r>
+        <w:t xml:space="preserve">) and </w:t>
+      </w:r>
+      <w:r>
+        <w:rPr>
+          <w:b/>
+        </w:rPr>
+        <w:t>+0.397</w:t>
+      </w:r>
+      <w:r>
+        <w:t xml:space="preserve"> (</w:t>
+      </w:r>
+      <w:r>
+        <w:rPr>
+          <w:rFonts w:ascii="Consolas" w:hAnsi="Consolas"/>
+        </w:rPr>
+        <w:t>smoke2sf</w:t>
+      </w:r>
+      <w:r>
+        <w:t xml:space="preserve">), both 10+/0−, and both differences hold at n = 10 (Supplementary S12). </w:t>
       </w:r>
       <w:r>
         <w:rPr>
@@ -3294,7 +3330,25 @@
         <w:t>A different run set from the transfer measurement in §8.6</w:t>
       </w:r>
       <w:r>
-        <w:t xml:space="preserve">: these are the 569-run local archive under the published (aliased) protocol, while that measurement’s premiums come from the clean three-way runs — the two tables’ premiums are different quantities, not two readings of one. Source: </w:t>
+        <w:t xml:space="preserve"> — the two tables’ premiums are </w:t>
+      </w:r>
+      <w:r>
+        <w:rPr>
+          <w:b/>
+        </w:rPr>
+        <w:t>different quantities, not two readings of one</w:t>
+      </w:r>
+      <w:r>
+        <w:t xml:space="preserve"> (which run set each uses: </w:t>
+      </w:r>
+      <w:r>
+        <w:rPr>
+          <w:b/>
+        </w:rPr>
+        <w:t>Supplementary S12</w:t>
+      </w:r>
+      <w:r>
+        <w:t xml:space="preserve">). Source: </w:t>
       </w:r>
       <w:r>
         <w:rPr>
@@ -8668,7 +8722,7 @@
         <w:t>not pooled</w:t>
       </w:r>
       <w:r>
-        <w:t xml:space="preserve"> (different runs, different protocol, §8.1). "The convention realizes about a quarter of the </w:t>
+        <w:t xml:space="preserve"> (§8.1). "The convention realizes about a quarter of the </w:t>
       </w:r>
       <w:r>
         <w:rPr>
@@ -12295,106 +12349,7 @@
         <w:t>unit</w:t>
       </w:r>
       <w:r>
-        <w:t xml:space="preserve"> is named: the same nineteen benchmarks answer differently under each declared unit (Fig. 1, Table 3) — </w:t>
-      </w:r>
-      <w:r>
-        <w:rPr>
-          <w:b/>
-        </w:rPr>
-        <w:t>10/19</w:t>
-      </w:r>
-      <w:r>
-        <w:t xml:space="preserve"> under </w:t>
-      </w:r>
-      <w:r>
-        <w:rPr>
-          <w:rFonts w:ascii="Consolas" w:hAnsi="Consolas"/>
-        </w:rPr>
-        <w:t>release</w:t>
-      </w:r>
-      <w:r>
-        <w:t xml:space="preserve">, </w:t>
-      </w:r>
-      <w:r>
-        <w:rPr>
-          <w:b/>
-        </w:rPr>
-        <w:t>13/19</w:t>
-      </w:r>
-      <w:r>
-        <w:t xml:space="preserve"> under </w:t>
-      </w:r>
-      <w:r>
-        <w:rPr>
-          <w:rFonts w:ascii="Consolas" w:hAnsi="Consolas"/>
-        </w:rPr>
-        <w:t>protocol</w:t>
-      </w:r>
-      <w:r>
-        <w:t xml:space="preserve">, </w:t>
-      </w:r>
-      <w:r>
-        <w:rPr>
-          <w:b/>
-        </w:rPr>
-        <w:t>4/19</w:t>
-      </w:r>
-      <w:r>
-        <w:t xml:space="preserve"> under </w:t>
-      </w:r>
-      <w:r>
-        <w:rPr>
-          <w:rFonts w:ascii="Consolas" w:hAnsi="Consolas"/>
-        </w:rPr>
-        <w:t>yolo_dist</w:t>
-      </w:r>
-      <w:r>
-        <w:t xml:space="preserve">, and </w:t>
-      </w:r>
-      <w:r>
-        <w:rPr>
-          <w:b/>
-        </w:rPr>
-        <w:t>12–14 of the 19</w:t>
-      </w:r>
-      <w:r>
-        <w:t xml:space="preserve"> under </w:t>
-      </w:r>
-      <w:r>
-        <w:rPr>
-          <w:rFonts w:ascii="Consolas" w:hAnsi="Consolas"/>
-        </w:rPr>
-        <w:t>reported</w:t>
-      </w:r>
-      <w:r>
-        <w:t xml:space="preserve"> (whose COCO-</w:t>
-      </w:r>
-      <w:r>
-        <w:rPr>
-          <w:rFonts w:ascii="Consolas" w:hAnsi="Consolas"/>
-        </w:rPr>
-        <w:t>val</w:t>
-      </w:r>
-      <w:r>
-        <w:t xml:space="preserve"> reading is </w:t>
-      </w:r>
-      <w:r>
-        <w:rPr>
-          <w:b/>
-        </w:rPr>
-        <w:t>13/19</w:t>
-      </w:r>
-      <w:r>
-        <w:t xml:space="preserve">). </w:t>
-      </w:r>
-      <w:r>
-        <w:rPr>
-          <w:b/>
-        </w:rPr>
-        <w:t>Re-tallied after the 2026-10-09 first-party correction record, under the same per-column rule and with these printed counts frozen, the same four units read 14/19, 14/19, 2/19 and 10–11 of the 19</w:t>
-      </w:r>
-      <w:r>
-        <w:t xml:space="preserve"> (Table 3, Supplementary S12) — the two </w:t>
+        <w:t xml:space="preserve"> is named: the same nineteen benchmarks answer differently under each declared unit (Fig. 1, Table 3), and re-tallying them after the 2026-10-09 first-party correction record moves the </w:t>
       </w:r>
       <w:r>
         <w:rPr>
@@ -12403,7 +12358,7 @@
         <w:t>layer</w:t>
       </w:r>
       <w:r>
-        <w:t xml:space="preserve"> units rise, the two </w:t>
+        <w:t xml:space="preserve"> units up and the </w:t>
       </w:r>
       <w:r>
         <w:rPr>
@@ -12412,7 +12367,16 @@
         <w:t>package and report</w:t>
       </w:r>
       <w:r>
-        <w:t xml:space="preserve"> units fall, and the </w:t>
+        <w:t xml:space="preserve"> units down (</w:t>
+      </w:r>
+      <w:r>
+        <w:rPr>
+          <w:b/>
+        </w:rPr>
+        <w:t>Table 3</w:t>
+      </w:r>
+      <w:r>
+        <w:t xml:space="preserve">, Supplementary S12) — the </w:t>
       </w:r>
       <w:r>
         <w:rPr>
@@ -12590,7 +12554,7 @@
         <w:t>5 of their 6 sources state no licence</w:t>
       </w:r>
       <w:r>
-        <w:t xml:space="preserve">. The package — data, per-epoch matrix, verdicts, checkers, </w:t>
+        <w:t xml:space="preserve">. The reproduction package — data files, the per-epoch matrix, verdict files and checkers, with their SHA-256 list in </w:t>
       </w:r>
       <w:r>
         <w:rPr>
@@ -12599,7 +12563,7 @@
         <w:t>MANIFEST_sha256.csv</w:t>
       </w:r>
       <w:r>
-        <w:t xml:space="preserve"> — is at </w:t>
+        <w:t xml:space="preserve"> — is openly available at </w:t>
       </w:r>
       <w:r>
         <w:rPr>
@@ -12608,25 +12572,16 @@
         <w:t>https://github.com/YBP2005/P2.git</w:t>
       </w:r>
       <w:r>
-        <w:t xml:space="preserve"> (accessed 2026-09-29). The reproduction package itself — data files, per-epoch matrix, verdict files, checkers, with their SHA-256 list in </w:t>
-      </w:r>
-      <w:r>
-        <w:rPr>
-          <w:rFonts w:ascii="Consolas" w:hAnsi="Consolas"/>
-        </w:rPr>
-        <w:t>MANIFEST_sha256.csv</w:t>
-      </w:r>
-      <w:r>
-        <w:t xml:space="preserve"> — is deposited and openly available at </w:t>
-      </w:r>
-      <w:r>
-        <w:rPr>
-          <w:b/>
-        </w:rPr>
-        <w:t>https://github.com/YBP2005/P2.git</w:t>
-      </w:r>
-      <w:r>
-        <w:t xml:space="preserve"> (accessed 2026-09-29).</w:t>
+        <w:t xml:space="preserve"> (accessed </w:t>
+      </w:r>
+      <w:r>
+        <w:rPr>
+          <w:b/>
+        </w:rPr>
+        <w:t>2026-10-11</w:t>
+      </w:r>
+      <w:r>
+        <w:t>; the repository was recreated on 2026-10-10, and the released tree is the one that manifest describes).</w:t>
       </w:r>
     </w:p>
     <w:p>

--- a/01_paper/P2_English_v0.1.docx
+++ b/01_paper/P2_English_v0.1.docx
@@ -11983,16 +11983,16 @@
         <w:t>0.73 pp</w:t>
       </w:r>
       <w:r>
-        <w:t xml:space="preserve"> below the peak — a post-hoc reading of our own 40 runs, untested as an intervention. The per-rule table and the candidate mechanism are in </w:t>
-      </w:r>
-      <w:r>
-        <w:rPr>
-          <w:b/>
-        </w:rPr>
-        <w:t>Supplementary S11</w:t>
-      </w:r>
-      <w:r>
-        <w:t>, Measurement 3.</w:t>
+        <w:t xml:space="preserve"> below the peak — a post-hoc reading of our own 40 runs, untested as an intervention </w:t>
+      </w:r>
+      <w:r>
+        <w:rPr>
+          <w:b/>
+        </w:rPr>
+        <w:t>and not general across corpora — extending the same test to eight further arm-cells reverses it (Supplementary S11, Measurement 3)</w:t>
+      </w:r>
+      <w:r>
+        <w:t>.</w:t>
       </w:r>
     </w:p>
     <w:p>

--- a/01_paper/P2_English_v0.1.docx
+++ b/01_paper/P2_English_v0.1.docx
@@ -12072,16 +12072,25 @@
         <w:t>row-equal over the 19</w:t>
       </w:r>
       <w:r>
-        <w:t xml:space="preserve">, and the grading enters the </w:t>
-      </w:r>
-      <w:r>
-        <w:rPr>
-          <w:b/>
-        </w:rPr>
-        <w:t>error bar, not the count</w:t>
-      </w:r>
-      <w:r>
-        <w:t xml:space="preserve"> (</w:t>
+        <w:t xml:space="preserve">, and they carry </w:t>
+      </w:r>
+      <w:r>
+        <w:rPr>
+          <w:b/>
+        </w:rPr>
+        <w:t>no sampling interval, deliberately</w:t>
+      </w:r>
+      <w:r>
+        <w:t xml:space="preserve"> — the grading enters the </w:t>
+      </w:r>
+      <w:r>
+        <w:rPr>
+          <w:b/>
+        </w:rPr>
+        <w:t>count</w:t>
+      </w:r>
+      <w:r>
+        <w:t xml:space="preserve"> itself (</w:t>
       </w:r>
       <w:r>
         <w:rPr>

--- a/01_paper/P2_English_v0.1.docx
+++ b/01_paper/P2_English_v0.1.docx
@@ -8786,70 +8786,70 @@
         <w:t>aitod20</w:t>
       </w:r>
       <w:r>
-        <w:t xml:space="preserve"> only its baseline — so the arm-cell is the unit). Source: the </w:t>
-      </w:r>
-      <w:r>
-        <w:rPr>
-          <w:b/>
-        </w:rPr>
-        <w:t>per-epoch `val` curves</w:t>
-      </w:r>
-      <w:r>
-        <w:t xml:space="preserve"> (</w:t>
+        <w:t xml:space="preserve"> only its baseline — so the arm-cell is the unit). Source files for every column: </w:t>
+      </w:r>
+      <w:r>
+        <w:rPr>
+          <w:b/>
+        </w:rPr>
+        <w:t>Supplementary S12</w:t>
+      </w:r>
+      <w:r>
+        <w:t xml:space="preserve"> (this revision's two batches included). </w:t>
+      </w:r>
+      <w:r>
+        <w:rPr>
+          <w:b/>
+        </w:rPr>
+        <w:t>Read with the 2026-10-06 escalation folded in, the full twenty-six-cell pool keeps its direction</w:t>
+      </w:r>
+      <w:r>
+        <w:t xml:space="preserve">: </w:t>
       </w:r>
       <w:r>
         <w:rPr>
           <w:rFonts w:ascii="Consolas" w:hAnsi="Consolas"/>
         </w:rPr>
-        <w:t>results.csv</w:t>
-      </w:r>
-      <w:r>
-        <w:t xml:space="preserve">, for </w:t>
-      </w:r>
-      <w:r>
-        <w:rPr>
-          <w:rFonts w:ascii="Consolas" w:hAnsi="Consolas"/>
-        </w:rPr>
-        <w:t>prem_val</w:t>
-      </w:r>
-      <w:r>
-        <w:t xml:space="preserve">), </w:t>
-      </w:r>
-      <w:r>
-        <w:rPr>
-          <w:rFonts w:ascii="Consolas" w:hAnsi="Consolas"/>
-        </w:rPr>
-        <w:t>xeval_20260916/matrix.csv</w:t>
-      </w:r>
-      <w:r>
-        <w:t>, and this revision's two batches (</w:t>
-      </w:r>
-      <w:r>
-        <w:rPr>
-          <w:rFonts w:ascii="Consolas" w:hAnsi="Consolas"/>
-        </w:rPr>
-        <w:t>x4_teval.csv</w:t>
-      </w:r>
-      <w:r>
-        <w:t xml:space="preserve"> on A, </w:t>
-      </w:r>
-      <w:r>
-        <w:rPr>
-          <w:rFonts w:ascii="Consolas" w:hAnsi="Consolas"/>
-        </w:rPr>
-        <w:t>x4fill_20260925.csv</w:t>
-      </w:r>
-      <w:r>
-        <w:t xml:space="preserve"> on B, for </w:t>
-      </w:r>
-      <w:r>
-        <w:rPr>
-          <w:rFonts w:ascii="Consolas" w:hAnsi="Consolas"/>
-        </w:rPr>
-        <w:t>prem_test</w:t>
-      </w:r>
-      <w:r>
-        <w:t xml:space="preserve">). </w:t>
+        <w:t>WC &gt; 0</w:t>
+      </w:r>
+      <w:r>
+        <w:t xml:space="preserve"> in </w:t>
+      </w:r>
+      <w:r>
+        <w:rPr>
+          <w:b/>
+        </w:rPr>
+        <w:t>25 of 26</w:t>
+      </w:r>
+      <w:r>
+        <w:t xml:space="preserve"> arm-cells, the arm-cell median realization rate </w:t>
+      </w:r>
+      <w:r>
+        <w:rPr>
+          <w:b/>
+        </w:rPr>
+        <w:t>17.2 % → 21.6 %</w:t>
+      </w:r>
+      <w:r>
+        <w:t xml:space="preserve">, and the premium still negative in </w:t>
+      </w:r>
+      <w:r>
+        <w:rPr>
+          <w:b/>
+        </w:rPr>
+        <w:t>8 of 13</w:t>
+      </w:r>
+      <w:r>
+        <w:t xml:space="preserve"> strategy arms (</w:t>
+      </w:r>
+      <w:r>
+        <w:rPr>
+          <w:b/>
+        </w:rPr>
+        <w:t>Supplementary S12</w:t>
+      </w:r>
+      <w:r>
+        <w:t xml:space="preserve">, Table S38b). </w:t>
       </w:r>
       <w:r>
         <w:rPr>

--- a/01_paper/P2_English_v0.1.docx
+++ b/01_paper/P2_English_v0.1.docx
@@ -249,7 +249,7 @@
         <w:t>smoke2sf</w:t>
       </w:r>
       <w:r>
-        <w:t xml:space="preserve">, p = 0.54). A declared, </w:t>
+        <w:t xml:space="preserve">, p = 0.54). A </w:t>
       </w:r>
       <w:r>
         <w:rPr>
@@ -294,7 +294,16 @@
         <w:t>descriptive</w:t>
       </w:r>
       <w:r>
-        <w:t xml:space="preserve">, given with intervals only (Table 4). No power analysis was registered, so the scan's nine </w:t>
+        <w:t xml:space="preserve">, as intervals only (Table 4). </w:t>
+      </w:r>
+      <w:r>
+        <w:rPr>
+          <w:b/>
+        </w:rPr>
+        <w:t>At full budget, 99 % (§8.8).</w:t>
+      </w:r>
+      <w:r>
+        <w:t xml:space="preserve"> No power analysis was registered; the nine </w:t>
       </w:r>
       <w:r>
         <w:rPr>
@@ -332,7 +341,7 @@
         <w:t>five</w:t>
       </w:r>
       <w:r>
-        <w:t xml:space="preserve"> current-generation models recovers </w:t>
+        <w:t xml:space="preserve"> models recovers </w:t>
       </w:r>
       <w:r>
         <w:rPr>
@@ -356,7 +365,7 @@
         <w:rPr>
           <w:b/>
         </w:rPr>
-        <w:t>11 of the 30 are not recovered</w:t>
+        <w:t>11 of 30 are not recovered</w:t>
       </w:r>
       <w:r>
         <w:t xml:space="preserve"> (§6.1, S12).</w:t>
@@ -8731,7 +8740,25 @@
         <w:t>val</w:t>
       </w:r>
       <w:r>
-        <w:t xml:space="preserve"> premium" would be false; "in these five cells, about a quarter survives" is what we measured.</w:t>
+        <w:t xml:space="preserve"> premium" would be false; "in these five cells, about a quarter survives" is what we measured. The rate is moreover </w:t>
+      </w:r>
+      <w:r>
+        <w:rPr>
+          <w:b/>
+        </w:rPr>
+        <w:t>scale-dependent</w:t>
+      </w:r>
+      <w:r>
+        <w:t xml:space="preserve"> (§8.8): at full training budget on the same corpus it reaches </w:t>
+      </w:r>
+      <w:r>
+        <w:rPr>
+          <w:b/>
+        </w:rPr>
+        <w:t>+99.2 %</w:t>
+      </w:r>
+      <w:r>
+        <w:t>, so the 20 %-train reading is the</w:t>
       </w:r>
     </w:p>
     <w:p>
@@ -8739,7 +8766,10 @@
         <w:rPr>
           <w:b/>
         </w:rPr>
-        <w:t>How much of the gain selected on `val` survives on `test`?</w:t>
+        <w:t>worst</w:t>
+      </w:r>
+      <w:r>
+        <w:t xml:space="preserve"> of the two regimes measured, not a general constant.</w:t>
       </w:r>
     </w:p>
     <w:p>
@@ -8747,6 +8777,14 @@
         <w:rPr>
           <w:b/>
         </w:rPr>
+        <w:t>How much of the gain selected on `val` survives on `test`?</w:t>
+      </w:r>
+    </w:p>
+    <w:p>
+      <w:r>
+        <w:rPr>
+          <w:b/>
+        </w:rPr>
         <w:t>Table 4.</w:t>
       </w:r>
       <w:r>
@@ -8796,60 +8834,6 @@
       </w:r>
       <w:r>
         <w:t xml:space="preserve"> (this revision's two batches included). </w:t>
-      </w:r>
-      <w:r>
-        <w:rPr>
-          <w:b/>
-        </w:rPr>
-        <w:t>Read with the 2026-10-06 escalation folded in, the full twenty-six-cell pool keeps its direction</w:t>
-      </w:r>
-      <w:r>
-        <w:t xml:space="preserve">: </w:t>
-      </w:r>
-      <w:r>
-        <w:rPr>
-          <w:rFonts w:ascii="Consolas" w:hAnsi="Consolas"/>
-        </w:rPr>
-        <w:t>WC &gt; 0</w:t>
-      </w:r>
-      <w:r>
-        <w:t xml:space="preserve"> in </w:t>
-      </w:r>
-      <w:r>
-        <w:rPr>
-          <w:b/>
-        </w:rPr>
-        <w:t>25 of 26</w:t>
-      </w:r>
-      <w:r>
-        <w:t xml:space="preserve"> arm-cells, the arm-cell median realization rate </w:t>
-      </w:r>
-      <w:r>
-        <w:rPr>
-          <w:b/>
-        </w:rPr>
-        <w:t>17.2 % → 21.6 %</w:t>
-      </w:r>
-      <w:r>
-        <w:t xml:space="preserve">, and the premium still negative in </w:t>
-      </w:r>
-      <w:r>
-        <w:rPr>
-          <w:b/>
-        </w:rPr>
-        <w:t>8 of 13</w:t>
-      </w:r>
-      <w:r>
-        <w:t xml:space="preserve"> strategy arms (</w:t>
-      </w:r>
-      <w:r>
-        <w:rPr>
-          <w:b/>
-        </w:rPr>
-        <w:t>Supplementary S12</w:t>
-      </w:r>
-      <w:r>
-        <w:t xml:space="preserve">, Table S38b). </w:t>
       </w:r>
       <w:r>
         <w:rPr>
@@ -9670,117 +9654,177 @@
     </w:tbl>
     <w:p>
       <w:r>
-        <w:t xml:space="preserve">&gt; </w:t>
-      </w:r>
-      <w:r>
-        <w:rPr>
-          <w:b/>
-        </w:rPr>
-        <w:t>The inclusion rule, stated as a rule.</w:t>
-      </w:r>
-      <w:r>
-        <w:t xml:space="preserve"> An arm-cell enters the pool </w:t>
-      </w:r>
-      <w:r>
-        <w:rPr>
-          <w:b/>
-        </w:rPr>
-        <w:t>iff its `test` side reached n ≥ 5</w:t>
+        <w:t xml:space="preserve">where </w:t>
+      </w:r>
+      <w:r>
+        <w:rPr>
+          <w:rFonts w:ascii="Consolas" w:hAnsi="Consolas"/>
+        </w:rPr>
+        <w:t>prem_val = V_max − V_final</w:t>
       </w:r>
       <w:r>
         <w:t xml:space="preserve"> (</w:t>
       </w:r>
       <w:r>
         <w:rPr>
+          <w:b/>
+        </w:rPr>
+        <w:t>selecting on val</w:t>
+      </w:r>
+      <w:r>
+        <w:t xml:space="preserve">) and </w:t>
+      </w:r>
+      <w:r>
+        <w:rPr>
           <w:rFonts w:ascii="Consolas" w:hAnsi="Consolas"/>
         </w:rPr>
-        <w:t>work/item2_final_v2_20260925.py</w:t>
-      </w:r>
-      <w:r>
-        <w:t xml:space="preserve">), applied to every cell alike; </w:t>
-      </w:r>
-      <w:r>
-        <w:rPr>
-          <w:b/>
-        </w:rPr>
-        <w:t>exactly five met it at the 2026-09-25 freeze</w:t>
-      </w:r>
-      <w:r>
-        <w:t xml:space="preserve"> (50 runs). The </w:t>
-      </w:r>
-      <w:r>
-        <w:rPr>
-          <w:rFonts w:ascii="Consolas" w:hAnsi="Consolas"/>
-        </w:rPr>
-        <w:t>aitod20</w:t>
-      </w:r>
-      <w:r>
-        <w:t xml:space="preserve"> strategy row </w:t>
-      </w:r>
-      <w:r>
-        <w:rPr>
-          <w:b/>
-        </w:rPr>
-        <w:t>qualifies under the same rule but completed after the freeze</w:t>
-      </w:r>
-      <w:r>
-        <w:t xml:space="preserve">, so it is printed here as the sixth row and kept out of the primary pool — </w:t>
-      </w:r>
-      <w:r>
-        <w:rPr>
-          <w:b/>
-        </w:rPr>
-        <w:t>the `†` row, and the only one</w:t>
-      </w:r>
-      <w:r>
-        <w:t xml:space="preserve">; </w:t>
-      </w:r>
-      <w:r>
-        <w:rPr>
-          <w:b/>
-        </w:rPr>
-        <w:t>both readings are reported and both intervals cover zero</w:t>
-      </w:r>
-      <w:r>
-        <w:t xml:space="preserve"> (Table S20's note, §8.6b).</w:t>
+        <w:t>prem_test = T_best − T_final</w:t>
+      </w:r>
+      <w:r>
+        <w:t xml:space="preserve"> (</w:t>
+      </w:r>
+      <w:r>
+        <w:rPr>
+          <w:b/>
+        </w:rPr>
+        <w:t>realized on test</w:t>
+      </w:r>
+      <w:r>
+        <w:t>).</w:t>
       </w:r>
     </w:p>
     <w:p>
       <w:r>
-        <w:t xml:space="preserve">where </w:t>
+        <w:rPr>
+          <w:b/>
+        </w:rPr>
+        <w:t>Aggregate</w:t>
+      </w:r>
+      <w:r>
+        <w:t xml:space="preserve"> (runs weighted equally, n = 50): </w:t>
       </w:r>
       <w:r>
         <w:rPr>
           <w:rFonts w:ascii="Consolas" w:hAnsi="Consolas"/>
         </w:rPr>
-        <w:t>prem_val = V_max − V_final</w:t>
-      </w:r>
-      <w:r>
-        <w:t xml:space="preserve"> (</w:t>
-      </w:r>
-      <w:r>
-        <w:rPr>
-          <w:b/>
-        </w:rPr>
-        <w:t>selecting on val</w:t>
-      </w:r>
-      <w:r>
-        <w:t xml:space="preserve">) and </w:t>
+        <w:t>prem_val</w:t>
+      </w:r>
+      <w:r>
+        <w:t xml:space="preserve"> </w:t>
+      </w:r>
+      <w:r>
+        <w:rPr>
+          <w:b/>
+        </w:rPr>
+        <w:t>+0.879 pp</w:t>
+      </w:r>
+      <w:r>
+        <w:t xml:space="preserve"> → </w:t>
       </w:r>
       <w:r>
         <w:rPr>
           <w:rFonts w:ascii="Consolas" w:hAnsi="Consolas"/>
         </w:rPr>
-        <w:t>prem_test = T_best − T_final</w:t>
-      </w:r>
-      <w:r>
-        <w:t xml:space="preserve"> (</w:t>
-      </w:r>
-      <w:r>
-        <w:rPr>
-          <w:b/>
-        </w:rPr>
-        <w:t>realized on test</w:t>
+        <w:t>prem_test</w:t>
+      </w:r>
+      <w:r>
+        <w:t xml:space="preserve"> </w:t>
+      </w:r>
+      <w:r>
+        <w:rPr>
+          <w:b/>
+        </w:rPr>
+        <w:t>+0.205 pp</w:t>
+      </w:r>
+      <w:r>
+        <w:t xml:space="preserve">. </w:t>
+      </w:r>
+      <w:r>
+        <w:rPr>
+          <w:b/>
+        </w:rPr>
+        <w:t>At the claim level this is not significant</w:t>
+      </w:r>
+      <w:r>
+        <w:t xml:space="preserve">: the </w:t>
+      </w:r>
+      <w:r>
+        <w:rPr>
+          <w:b/>
+        </w:rPr>
+        <w:t>claim-level interval</w:t>
+      </w:r>
+      <w:r>
+        <w:t xml:space="preserve"> is the cell-level, five-cluster one, </w:t>
+      </w:r>
+      <w:r>
+        <w:rPr>
+          <w:b/>
+        </w:rPr>
+        <w:t>[−17.3 %, 53.2 %]</w:t>
+      </w:r>
+      <w:r>
+        <w:t xml:space="preserve">, </w:t>
+      </w:r>
+      <w:r>
+        <w:rPr>
+          <w:b/>
+        </w:rPr>
+        <w:t>P(rate ≤ 0) = 0.118</w:t>
+      </w:r>
+      <w:r>
+        <w:t xml:space="preserve">, zero inside. Descriptively, arm-cell median </w:t>
+      </w:r>
+      <w:r>
+        <w:rPr>
+          <w:b/>
+        </w:rPr>
+        <w:t>17.6 %</w:t>
+      </w:r>
+      <w:r>
+        <w:t xml:space="preserve"> and run-weighted </w:t>
+      </w:r>
+      <w:r>
+        <w:rPr>
+          <w:b/>
+        </w:rPr>
+        <w:t>23.3 %</w:t>
+      </w:r>
+      <w:r>
+        <w:t xml:space="preserve"> (span </w:t>
+      </w:r>
+      <w:r>
+        <w:rPr>
+          <w:b/>
+        </w:rPr>
+        <w:t>2/5</w:t>
+      </w:r>
+      <w:r>
+        <w:t xml:space="preserve"> negative: Table 4). On a difference scale the eleven clusters give </w:t>
+      </w:r>
+      <w:r>
+        <w:rPr>
+          <w:b/>
+        </w:rPr>
+        <w:t>−1.367 pp</w:t>
+      </w:r>
+      <w:r>
+        <w:t xml:space="preserve">, 95 % CI </w:t>
+      </w:r>
+      <w:r>
+        <w:rPr>
+          <w:b/>
+        </w:rPr>
+        <w:t>[−1.59, −1.15]</w:t>
+      </w:r>
+      <w:r>
+        <w:t xml:space="preserve"> (five-cell denominators </w:t>
+      </w:r>
+      <w:r>
+        <w:rPr>
+          <w:b/>
+        </w:rPr>
+        <w:t>+0.605 to +1.469 pp</w:t>
       </w:r>
       <w:r>
         <w:t>).</w:t>
@@ -9788,596 +9832,57 @@
     </w:p>
     <w:p>
       <w:r>
-        <w:rPr>
-          <w:b/>
-        </w:rPr>
-        <w:t>The three bases</w:t>
-      </w:r>
-      <w:r>
-        <w:t xml:space="preserve">: run-level </w:t>
+        <w:t xml:space="preserve">The monotonicity is a correlation, not a causal claim, and at the arm-cell unit the nine-cluster reading is ρ = </w:t>
+      </w:r>
+      <w:r>
+        <w:rPr>
+          <w:b/>
+        </w:rPr>
+        <w:t>−0.433</w:t>
+      </w:r>
+      <w:r>
+        <w:t xml:space="preserve"> (p = 0.244) — see </w:t>
+      </w:r>
+      <w:r>
+        <w:rPr>
+          <w:b/>
+        </w:rPr>
+        <w:t>Fig. 3</w:t>
+      </w:r>
+      <w:r>
+        <w:t xml:space="preserve"> and </w:t>
+      </w:r>
+      <w:r>
+        <w:rPr>
+          <w:b/>
+        </w:rPr>
+        <w:t>Supplementary S12</w:t>
+      </w:r>
+      <w:r>
+        <w:t xml:space="preserve">: the n = 80 are the 81 runs with a measured </w:t>
       </w:r>
       <w:r>
         <w:rPr>
           <w:rFonts w:ascii="Consolas" w:hAnsi="Consolas"/>
         </w:rPr>
-        <w:t>[8.4 %, 37.4 %]</w:t>
-      </w:r>
-      <w:r>
-        <w:t xml:space="preserve">, </w:t>
+        <w:t>test</w:t>
+      </w:r>
+      <w:r>
+        <w:t xml:space="preserve"> side less the one whose </w:t>
       </w:r>
       <w:r>
         <w:rPr>
           <w:rFonts w:ascii="Consolas" w:hAnsi="Consolas"/>
         </w:rPr>
-        <w:t>P = 0.002</w:t>
-      </w:r>
-      <w:r>
-        <w:t xml:space="preserve">; five-cell </w:t>
-      </w:r>
-      <w:r>
-        <w:rPr>
-          <w:rFonts w:ascii="Consolas" w:hAnsi="Consolas"/>
-        </w:rPr>
-        <w:t>[−17.3 %, 53.2 %]</w:t>
-      </w:r>
-      <w:r>
-        <w:t xml:space="preserve">, </w:t>
-      </w:r>
-      <w:r>
-        <w:rPr>
-          <w:rFonts w:ascii="Consolas" w:hAnsi="Consolas"/>
-        </w:rPr>
-        <w:t>P = 0.118</w:t>
-      </w:r>
-      <w:r>
-        <w:t xml:space="preserve"> (claim-level, </w:t>
-      </w:r>
-      <w:r>
-        <w:rPr>
-          <w:b/>
-        </w:rPr>
-        <w:t>zero inside</w:t>
-      </w:r>
-      <w:r>
-        <w:t xml:space="preserve">); eleven-cluster </w:t>
-      </w:r>
-      <w:r>
-        <w:rPr>
-          <w:rFonts w:ascii="Consolas" w:hAnsi="Consolas"/>
-        </w:rPr>
-        <w:t>[19.3 %, 60.4 %]</w:t>
-      </w:r>
-      <w:r>
-        <w:t xml:space="preserve">, </w:t>
-      </w:r>
-      <w:r>
-        <w:rPr>
-          <w:rFonts w:ascii="Consolas" w:hAnsi="Consolas"/>
-        </w:rPr>
-        <w:t>P &lt; 0.001</w:t>
-      </w:r>
-      <w:r>
-        <w:t xml:space="preserve"> (a bootstrap tail proportion </w:t>
-      </w:r>
-      <w:r>
-        <w:rPr>
-          <w:b/>
-        </w:rPr>
-        <w:t>at the 20,000-resample resolution</w:t>
-      </w:r>
-      <w:r>
-        <w:t>, i.e. below the floor this procedure can print).</w:t>
+        <w:t>prem_val</w:t>
+      </w:r>
+      <w:r>
+        <w:t xml:space="preserve"> is 0. It has a named precedent: [53] gives validation overfitting (VO) its name and bounds the expected best observed loss by E[min L] ≥ ν* − s_m√(2 log(Nq)), an optimism growing with the number of selection queries Nq.</w:t>
       </w:r>
     </w:p>
     <w:p>
       <w:r>
-        <w:rPr>
-          <w:b/>
-        </w:rPr>
-        <w:t>Aggregate</w:t>
-      </w:r>
-      <w:r>
-        <w:t xml:space="preserve"> (runs weighted equally, n = 50): </w:t>
-      </w:r>
-      <w:r>
-        <w:rPr>
-          <w:rFonts w:ascii="Consolas" w:hAnsi="Consolas"/>
-        </w:rPr>
-        <w:t>prem_val</w:t>
-      </w:r>
-      <w:r>
-        <w:t xml:space="preserve"> </w:t>
-      </w:r>
-      <w:r>
-        <w:rPr>
-          <w:b/>
-        </w:rPr>
-        <w:t>+0.879 pp</w:t>
-      </w:r>
-      <w:r>
-        <w:t xml:space="preserve"> → </w:t>
-      </w:r>
-      <w:r>
-        <w:rPr>
-          <w:rFonts w:ascii="Consolas" w:hAnsi="Consolas"/>
-        </w:rPr>
-        <w:t>prem_test</w:t>
-      </w:r>
-      <w:r>
-        <w:t xml:space="preserve"> </w:t>
-      </w:r>
-      <w:r>
-        <w:rPr>
-          <w:b/>
-        </w:rPr>
-        <w:t>+0.205 pp</w:t>
-      </w:r>
-      <w:r>
-        <w:t xml:space="preserve">. </w:t>
-      </w:r>
-      <w:r>
-        <w:rPr>
-          <w:b/>
-        </w:rPr>
-        <w:t>At the claim level this is not significant</w:t>
-      </w:r>
-      <w:r>
-        <w:t xml:space="preserve">: the </w:t>
-      </w:r>
-      <w:r>
-        <w:rPr>
-          <w:b/>
-        </w:rPr>
-        <w:t>claim-level interval</w:t>
-      </w:r>
-      <w:r>
-        <w:t xml:space="preserve"> is the cell-level, five-cluster one, </w:t>
-      </w:r>
-      <w:r>
-        <w:rPr>
-          <w:b/>
-        </w:rPr>
-        <w:t>[−17.3 %, 53.2 %]</w:t>
-      </w:r>
-      <w:r>
-        <w:t xml:space="preserve">, </w:t>
-      </w:r>
-      <w:r>
-        <w:rPr>
-          <w:b/>
-        </w:rPr>
-        <w:t>P(rate ≤ 0) = 0.118</w:t>
-      </w:r>
-      <w:r>
-        <w:t xml:space="preserve">, zero inside. Descriptively, arm-cell median </w:t>
-      </w:r>
-      <w:r>
-        <w:rPr>
-          <w:b/>
-        </w:rPr>
-        <w:t>17.6 %</w:t>
-      </w:r>
-      <w:r>
-        <w:t xml:space="preserve"> and run-weighted </w:t>
-      </w:r>
-      <w:r>
-        <w:rPr>
-          <w:b/>
-        </w:rPr>
-        <w:t>23.3 %</w:t>
-      </w:r>
-      <w:r>
-        <w:t xml:space="preserve"> (span </w:t>
-      </w:r>
-      <w:r>
-        <w:rPr>
-          <w:b/>
-        </w:rPr>
-        <w:t>2/5</w:t>
-      </w:r>
-      <w:r>
-        <w:t xml:space="preserve"> negative: Table 4). On a difference scale the eleven clusters give </w:t>
-      </w:r>
-      <w:r>
-        <w:rPr>
-          <w:b/>
-        </w:rPr>
-        <w:t>−1.367 pp</w:t>
-      </w:r>
-      <w:r>
-        <w:t xml:space="preserve">, 95 % CI </w:t>
-      </w:r>
-      <w:r>
-        <w:rPr>
-          <w:b/>
-        </w:rPr>
-        <w:t>[−1.59, −1.15]</w:t>
-      </w:r>
-      <w:r>
-        <w:t xml:space="preserve"> (five-cell denominators </w:t>
-      </w:r>
-      <w:r>
-        <w:rPr>
-          <w:b/>
-        </w:rPr>
-        <w:t>+0.605 to +1.469 pp</w:t>
-      </w:r>
-      <w:r>
-        <w:t xml:space="preserve">). Re-aggregated: run-weighted </w:t>
-      </w:r>
-      <w:r>
-        <w:rPr>
-          <w:b/>
-        </w:rPr>
-        <w:t>36.9 %</w:t>
-      </w:r>
-      <w:r>
-        <w:t xml:space="preserve">, arm-cell-equal </w:t>
-      </w:r>
-      <w:r>
-        <w:rPr>
-          <w:b/>
-        </w:rPr>
-        <w:t>39.3 %</w:t>
-      </w:r>
-      <w:r>
-        <w:t xml:space="preserve">, 95 % CI </w:t>
-      </w:r>
-      <w:r>
-        <w:rPr>
-          <w:b/>
-        </w:rPr>
-        <w:t>[19.3 %, 60.4 %]</w:t>
-      </w:r>
-      <w:r>
-        <w:t xml:space="preserve"> — </w:t>
-      </w:r>
-      <w:r>
-        <w:rPr>
-          <w:b/>
-        </w:rPr>
-        <w:t>completing the cell, not the weighting, is what moves it</w:t>
-      </w:r>
-      <w:r>
-        <w:t xml:space="preserve">: at n = 10 the three weightings agree, so </w:t>
-      </w:r>
-      <w:r>
-        <w:rPr>
-          <w:b/>
-        </w:rPr>
-        <w:t>the fragile axis is pool composition</w:t>
-      </w:r>
-      <w:r>
-        <w:t xml:space="preserve">. </w:t>
-      </w:r>
-      <w:r>
-        <w:rPr>
-          <w:b/>
-        </w:rPr>
-        <w:t>Leave-one-out 9.77 % to 34.16 %.</w:t>
-      </w:r>
-      <w:r>
-        <w:t xml:space="preserve"> In two arm-cells the selection action </w:t>
-      </w:r>
-      <w:r>
-        <w:rPr>
-          <w:b/>
-        </w:rPr>
-        <w:t>costs</w:t>
-      </w:r>
-      <w:r>
-        <w:t xml:space="preserve"> rather than fails to pay off (</w:t>
-      </w:r>
-      <w:r>
-        <w:rPr>
-          <w:rFonts w:ascii="Consolas" w:hAnsi="Consolas"/>
-        </w:rPr>
-        <w:t>smoke2sf</w:t>
-      </w:r>
-      <w:r>
-        <w:t xml:space="preserve"> strategy, </w:t>
-      </w:r>
-      <w:r>
-        <w:rPr>
-          <w:rFonts w:ascii="Consolas" w:hAnsi="Consolas"/>
-        </w:rPr>
-        <w:t>aitod20</w:t>
-      </w:r>
-      <w:r>
-        <w:t xml:space="preserve"> baseline); the escalated cells of §5.1 are </w:t>
-      </w:r>
-      <w:r>
-        <w:rPr>
-          <w:b/>
-        </w:rPr>
-        <w:t>not pooled with these five</w:t>
-      </w:r>
-      <w:r>
-        <w:t xml:space="preserve"> (different runs, different protocol). The closest concurrent work [12], the winner's-curse check, the withdrawn σ√(2 ln E) form and each cell's corpus pair: </w:t>
-      </w:r>
-      <w:r>
-        <w:rPr>
-          <w:b/>
-        </w:rPr>
-        <w:t>Supplementary S12</w:t>
-      </w:r>
-      <w:r>
-        <w:t>.</w:t>
-      </w:r>
-    </w:p>
-    <w:p>
-      <w:r>
-        <w:t xml:space="preserve">(the </w:t>
-      </w:r>
-      <w:r>
-        <w:rPr>
-          <w:rFonts w:ascii="Consolas" w:hAnsi="Consolas"/>
-        </w:rPr>
-        <w:t>best.pt</w:t>
-      </w:r>
-      <w:r>
-        <w:t xml:space="preserve">-versus-argmax residual, our withdrawn attribution and why the remainder is </w:t>
-      </w:r>
-      <w:r>
-        <w:rPr>
-          <w:b/>
-        </w:rPr>
-        <w:t>unidentified</w:t>
-      </w:r>
-      <w:r>
-        <w:t xml:space="preserve">: </w:t>
-      </w:r>
-      <w:r>
-        <w:rPr>
-          <w:b/>
-        </w:rPr>
-        <w:t>Supplementary S12</w:t>
-      </w:r>
-      <w:r>
-        <w:t>.)</w:t>
-      </w:r>
-    </w:p>
-    <w:p>
-      <w:r>
-        <w:t xml:space="preserve">The monotonicity is a correlation, not a causal claim, and at the arm-cell unit the nine-cluster reading is ρ = </w:t>
-      </w:r>
-      <w:r>
-        <w:rPr>
-          <w:b/>
-        </w:rPr>
-        <w:t>−0.433</w:t>
-      </w:r>
-      <w:r>
-        <w:t xml:space="preserve"> (p = 0.244) — see </w:t>
-      </w:r>
-      <w:r>
-        <w:rPr>
-          <w:b/>
-        </w:rPr>
-        <w:t>Fig. 3</w:t>
-      </w:r>
-      <w:r>
-        <w:t xml:space="preserve"> and </w:t>
-      </w:r>
-      <w:r>
-        <w:rPr>
-          <w:b/>
-        </w:rPr>
-        <w:t>Supplementary S12</w:t>
-      </w:r>
-      <w:r>
-        <w:t xml:space="preserve">: the n = 80 are the 81 runs with a measured </w:t>
-      </w:r>
-      <w:r>
-        <w:rPr>
-          <w:rFonts w:ascii="Consolas" w:hAnsi="Consolas"/>
-        </w:rPr>
-        <w:t>test</w:t>
-      </w:r>
-      <w:r>
-        <w:t xml:space="preserve"> side less the one whose </w:t>
-      </w:r>
-      <w:r>
-        <w:rPr>
-          <w:rFonts w:ascii="Consolas" w:hAnsi="Consolas"/>
-        </w:rPr>
-        <w:t>prem_val</w:t>
-      </w:r>
-      <w:r>
-        <w:t xml:space="preserve"> is 0. It has a named precedent: [53] gives validation overfitting (VO) its name and bounds the expected best observed loss by E[min L] ≥ ν* − s_m√(2 log(Nq)), an optimism growing with the number of selection queries Nq.</w:t>
-      </w:r>
-    </w:p>
-    <w:p>
-      <w:r>
-        <w:rPr>
-          <w:b/>
-        </w:rPr>
-        <w:t>Recomputation status.</w:t>
-      </w:r>
-      <w:r>
-        <w:t xml:space="preserve"> The readings were originally </w:t>
-      </w:r>
-      <w:r>
-        <w:rPr>
-          <w:b/>
-        </w:rPr>
-        <w:t>not locally recomputable</w:t>
-      </w:r>
-      <w:r>
-        <w:t xml:space="preserve"> (the archive lacks 6 of 7 corpora; </w:t>
-      </w:r>
-      <w:r>
-        <w:rPr>
-          <w:b/>
-        </w:rPr>
-        <w:t>§10, defect 5</w:t>
-      </w:r>
-      <w:r>
-        <w:t xml:space="preserve">); a GPU </w:t>
-      </w:r>
-      <w:r>
-        <w:rPr>
-          <w:b/>
-        </w:rPr>
-        <w:t>2 × 2 evaluation</w:t>
-      </w:r>
-      <w:r>
-        <w:t xml:space="preserve"> on </w:t>
-      </w:r>
-      <w:r>
-        <w:rPr>
-          <w:b/>
-        </w:rPr>
-        <w:t>41</w:t>
-      </w:r>
-      <w:r>
-        <w:t xml:space="preserve"> three-way runs of </w:t>
-      </w:r>
-      <w:r>
-        <w:rPr>
-          <w:b/>
-        </w:rPr>
-        <w:t>YOLOv12n [54]</w:t>
-      </w:r>
-      <w:r>
-        <w:t xml:space="preserve"> × {</w:t>
-      </w:r>
-      <w:r>
-        <w:rPr>
-          <w:rFonts w:ascii="Consolas" w:hAnsi="Consolas"/>
-        </w:rPr>
-        <w:t>best</w:t>
-      </w:r>
-      <w:r>
-        <w:t xml:space="preserve">, </w:t>
-      </w:r>
-      <w:r>
-        <w:rPr>
-          <w:rFonts w:ascii="Consolas" w:hAnsi="Consolas"/>
-        </w:rPr>
-        <w:t>last</w:t>
-      </w:r>
-      <w:r>
-        <w:t>} × {</w:t>
-      </w:r>
-      <w:r>
-        <w:rPr>
-          <w:rFonts w:ascii="Consolas" w:hAnsi="Consolas"/>
-        </w:rPr>
-        <w:t>val</w:t>
-      </w:r>
-      <w:r>
-        <w:t xml:space="preserve">, </w:t>
-      </w:r>
-      <w:r>
-        <w:rPr>
-          <w:rFonts w:ascii="Consolas" w:hAnsi="Consolas"/>
-        </w:rPr>
-        <w:t>test</w:t>
-      </w:r>
-      <w:r>
-        <w:t xml:space="preserve">} makes them so, </w:t>
-      </w:r>
-      <w:r>
-        <w:rPr>
-          <w:b/>
-        </w:rPr>
-        <w:t>retraining not</w:t>
-      </w:r>
-      <w:r>
-        <w:t xml:space="preserve">, reproducing the archived </w:t>
-      </w:r>
-      <w:r>
-        <w:rPr>
-          <w:rFonts w:ascii="Consolas" w:hAnsi="Consolas"/>
-        </w:rPr>
-        <w:t>best × test</w:t>
-      </w:r>
-      <w:r>
-        <w:t xml:space="preserve"> values to within </w:t>
-      </w:r>
-      <w:r>
-        <w:rPr>
-          <w:b/>
-        </w:rPr>
-        <w:t>0.0047 pp</w:t>
-      </w:r>
-      <w:r>
-        <w:t xml:space="preserve"> (median </w:t>
-      </w:r>
-      <w:r>
-        <w:rPr>
-          <w:b/>
-        </w:rPr>
-        <w:t>0.0021 pp</w:t>
-      </w:r>
-      <w:r>
-        <w:t>) — the endpoint rule's positive control (</w:t>
-      </w:r>
-      <w:r>
-        <w:rPr>
-          <w:b/>
-        </w:rPr>
-        <w:t>Supplementary S12</w:t>
-      </w:r>
-      <w:r>
-        <w:t>).</w:t>
-      </w:r>
-    </w:p>
-    <w:p>
-      <w:r>
-        <w:rPr>
-          <w:b/>
-        </w:rPr>
-        <w:t>Three limitations</w:t>
-      </w:r>
-      <w:r>
-        <w:t xml:space="preserve">: ① in the </w:t>
-      </w:r>
-      <w:r>
-        <w:rPr>
-          <w:b/>
-        </w:rPr>
-        <w:t>41-run epoch sweep</w:t>
-      </w:r>
-      <w:r>
-        <w:t xml:space="preserve"> only the two headline cells reach n = 10; </w:t>
-      </w:r>
-      <w:r>
-        <w:rPr>
-          <w:rFonts w:ascii="Consolas" w:hAnsi="Consolas"/>
-        </w:rPr>
-        <w:t>aitod20</w:t>
-      </w:r>
-      <w:r>
-        <w:t xml:space="preserve"> contributes one run of 30 epochs and 6 checkpoints where others contribute </w:t>
-      </w:r>
-      <w:r>
-        <w:rPr>
-          <w:b/>
-        </w:rPr>
-        <w:t>20</w:t>
-      </w:r>
-      <w:r>
-        <w:t xml:space="preserve"> (hence 806, not 820), its Table 4 arm-cell a separate n = 10 batch; ② </w:t>
-      </w:r>
-      <w:r>
-        <w:rPr>
-          <w:b/>
-        </w:rPr>
-        <w:t>closed: every retained checkpoint is now evaluated</w:t>
-      </w:r>
-      <w:r>
-        <w:t xml:space="preserve">, the </w:t>
-      </w:r>
-      <w:r>
-        <w:rPr>
-          <w:i/>
-        </w:rPr>
-        <w:t>stability</w:t>
-      </w:r>
-      <w:r>
-        <w:t xml:space="preserve"> reading is narrower than the grid; ③ κ is relative to each run's own final epoch, not causal. The 806-row evaluation is archived (</w:t>
+        <w:t>The 806-row evaluation is archived (</w:t>
       </w:r>
       <w:r>
         <w:rPr>
@@ -10473,161 +9978,6 @@
       </w:r>
     </w:p>
     <w:p>
-      <w:r>
-        <w:rPr>
-          <w:b/>
-        </w:rPr>
-        <w:t>Pool composition — and why the claim does not turn on it.</w:t>
-      </w:r>
-      <w:r>
-        <w:t xml:space="preserve"> Table 4 prints </w:t>
-      </w:r>
-      <w:r>
-        <w:rPr>
-          <w:b/>
-        </w:rPr>
-        <w:t>six</w:t>
-      </w:r>
-      <w:r>
-        <w:t xml:space="preserve"> measured arm-cells; adding the sixth (</w:t>
-      </w:r>
-      <w:r>
-        <w:rPr>
-          <w:rFonts w:ascii="Consolas" w:hAnsi="Consolas"/>
-        </w:rPr>
-        <w:t>aitod20</w:t>
-      </w:r>
-      <w:r>
-        <w:t xml:space="preserve"> </w:t>
-      </w:r>
-      <w:r>
-        <w:rPr>
-          <w:b/>
-        </w:rPr>
-        <w:t>strategy</w:t>
-      </w:r>
-      <w:r>
-        <w:t xml:space="preserve">) moves the run-weighted rate </w:t>
-      </w:r>
-      <w:r>
-        <w:rPr>
-          <w:b/>
-        </w:rPr>
-        <w:t>23.3 % → 8.7 %</w:t>
-      </w:r>
-      <w:r>
-        <w:t xml:space="preserve"> and the median </w:t>
-      </w:r>
-      <w:r>
-        <w:rPr>
-          <w:b/>
-        </w:rPr>
-        <w:t>+17.6 % → −4.2 %</w:t>
-      </w:r>
-      <w:r>
-        <w:t xml:space="preserve">. </w:t>
-      </w:r>
-      <w:r>
-        <w:rPr>
-          <w:b/>
-        </w:rPr>
-        <w:t>The inclusion rule is a rule, not a per-cell choice</w:t>
-      </w:r>
-      <w:r>
-        <w:t xml:space="preserve">: an arm-cell enters </w:t>
-      </w:r>
-      <w:r>
-        <w:rPr>
-          <w:b/>
-        </w:rPr>
-        <w:t>iff its `test` side reached n ≥ 5</w:t>
-      </w:r>
-      <w:r>
-        <w:t xml:space="preserve">, and </w:t>
-      </w:r>
-      <w:r>
-        <w:rPr>
-          <w:b/>
-        </w:rPr>
-        <w:t>exactly five met it at the freeze</w:t>
-      </w:r>
-      <w:r>
-        <w:t>, where all three weightings coincide (</w:t>
-      </w:r>
-      <w:r>
-        <w:rPr>
-          <w:b/>
-        </w:rPr>
-        <w:t>23.26 %</w:t>
-      </w:r>
-      <w:r>
-        <w:t xml:space="preserve">). The sixth row </w:t>
-      </w:r>
-      <w:r>
-        <w:rPr>
-          <w:b/>
-        </w:rPr>
-        <w:t>qualifies but completed later</w:t>
-      </w:r>
-      <w:r>
-        <w:t xml:space="preserve">, so it is the sensitivity. </w:t>
-      </w:r>
-      <w:r>
-        <w:rPr>
-          <w:b/>
-        </w:rPr>
-        <w:t>Every claim is interval-level and any scope gives the same verdict</w:t>
-      </w:r>
-      <w:r>
-        <w:t xml:space="preserve"> — five-cell </w:t>
-      </w:r>
-      <w:r>
-        <w:rPr>
-          <w:b/>
-        </w:rPr>
-        <w:t>[−17.3 %, 53.2 %]</w:t>
-      </w:r>
-      <w:r>
-        <w:t xml:space="preserve"> (P = 0.118), six-cell </w:t>
-      </w:r>
-      <w:r>
-        <w:rPr>
-          <w:b/>
-        </w:rPr>
-        <w:t>[−4.9 %, +21.3 %]</w:t>
-      </w:r>
-      <w:r>
-        <w:t xml:space="preserve">, eleven-cluster </w:t>
-      </w:r>
-      <w:r>
-        <w:rPr>
-          <w:b/>
-        </w:rPr>
-        <w:t>[19.3 %, 60.4 %]</w:t>
-      </w:r>
-      <w:r>
-        <w:t xml:space="preserve"> — the cell-level intervals </w:t>
-      </w:r>
-      <w:r>
-        <w:rPr>
-          <w:b/>
-        </w:rPr>
-        <w:t>both cover zero</w:t>
-      </w:r>
-      <w:r>
-        <w:t xml:space="preserve">, so </w:t>
-      </w:r>
-      <w:r>
-        <w:rPr>
-          <w:b/>
-        </w:rPr>
-        <w:t>no conclusion depends on the pool boundary</w:t>
-      </w:r>
-      <w:r>
-        <w:t>.</w:t>
-      </w:r>
-    </w:p>
-    <w:p>
       <w:pPr>
         <w:pStyle w:val="Heading3"/>
       </w:pPr>
@@ -10777,90 +10127,36 @@
     </w:p>
     <w:p>
       <w:r>
-        <w:rPr>
-          <w:b/>
-        </w:rPr>
-        <w:t>One metric self-correction first.</w:t>
-      </w:r>
-      <w:r>
-        <w:t xml:space="preserve"> Our first version used </w:t>
-      </w:r>
-      <w:r>
-        <w:rPr>
-          <w:rFonts w:ascii="Consolas" w:hAnsi="Consolas"/>
-        </w:rPr>
-        <w:t>r(e) = ΔT(e)/ΔV(e)</w:t>
-      </w:r>
-      <w:r>
-        <w:t xml:space="preserve">, producing values such as </w:t>
-      </w:r>
-      <w:r>
-        <w:rPr>
-          <w:b/>
-        </w:rPr>
-        <w:t>−860 % and +1031 %</w:t>
-      </w:r>
-      <w:r>
-        <w:t xml:space="preserve">: at late epochs </w:t>
-      </w:r>
-      <w:r>
-        <w:rPr>
-          <w:rFonts w:ascii="Consolas" w:hAnsi="Consolas"/>
-        </w:rPr>
-        <w:t>V(e) ≈ V(final)</w:t>
-      </w:r>
-      <w:r>
-        <w:t xml:space="preserve">, the </w:t>
-      </w:r>
-      <w:r>
-        <w:rPr>
-          <w:b/>
-        </w:rPr>
-        <w:t>denominator vanishing</w:t>
-      </w:r>
-      <w:r>
-        <w:t xml:space="preserve"> — </w:t>
-      </w:r>
-      <w:r>
-        <w:rPr>
-          <w:b/>
-        </w:rPr>
-        <w:t>an ill-conditioned metric, not a finding.</w:t>
-      </w:r>
-      <w:r>
-        <w:t xml:space="preserve"> We report only the non-dividing </w:t>
-      </w:r>
-      <w:r>
-        <w:rPr>
-          <w:rFonts w:ascii="Consolas" w:hAnsi="Consolas"/>
-        </w:rPr>
-        <w:t>ΔV(e) = V(e) − V(final)</w:t>
-      </w:r>
-      <w:r>
-        <w:t xml:space="preserve"> and </w:t>
-      </w:r>
-      <w:r>
-        <w:rPr>
-          <w:rFonts w:ascii="Consolas" w:hAnsi="Consolas"/>
-        </w:rPr>
-        <w:t>ΔT(e) = T(e) − T(final)</w:t>
-      </w:r>
-      <w:r>
-        <w:t>, summarized by the through-origin slope κ of ΔT on ΔV.</w:t>
+        <w:t xml:space="preserve">&gt; </w:t>
+      </w:r>
+      <w:r>
+        <w:rPr>
+          <w:b/>
+        </w:rPr>
+        <w:t>Tables S21–S23</w:t>
+      </w:r>
+      <w:r>
+        <w:t xml:space="preserve"> → Supplementary §S8.</w:t>
       </w:r>
     </w:p>
     <w:p>
       <w:r>
-        <w:t xml:space="preserve">&gt; </w:t>
-      </w:r>
-      <w:r>
-        <w:rPr>
-          <w:b/>
-        </w:rPr>
-        <w:t>Tables S21–S23</w:t>
-      </w:r>
-      <w:r>
-        <w:t xml:space="preserve"> → Supplementary §S8.</w:t>
+        <w:rPr>
+          <w:b/>
+        </w:rPr>
+        <w:t>One metric self-correction first.</w:t>
+      </w:r>
+      <w:r>
+        <w:t xml:space="preserve"> Our first version used </w:t>
+      </w:r>
+      <w:r>
+        <w:rPr>
+          <w:rFonts w:ascii="Consolas" w:hAnsi="Consolas"/>
+        </w:rPr>
+        <w:t>r(e) = ΔT(e)/ΔV(e)</w:t>
+      </w:r>
+      <w:r>
+        <w:t>, which is</w:t>
       </w:r>
     </w:p>
     <w:p>
@@ -10868,37 +10164,46 @@
         <w:rPr>
           <w:b/>
         </w:rPr>
-        <w:t>Slope κ</w:t>
-      </w:r>
-      <w:r>
-        <w:t xml:space="preserve"> (how much of the movement on </w:t>
+        <w:t>pathological</w:t>
+      </w:r>
+      <w:r>
+        <w:t xml:space="preserve"> at late epochs — </w:t>
       </w:r>
       <w:r>
         <w:rPr>
           <w:rFonts w:ascii="Consolas" w:hAnsi="Consolas"/>
         </w:rPr>
-        <w:t>val</w:t>
-      </w:r>
-      <w:r>
-        <w:t xml:space="preserve"> transfers to </w:t>
+        <w:t>V(e) ≈ V(final)</w:t>
+      </w:r>
+      <w:r>
+        <w:t xml:space="preserve">, so the ratio's </w:t>
+      </w:r>
+      <w:r>
+        <w:rPr>
+          <w:b/>
+        </w:rPr>
+        <w:t>denominator vanishes</w:t>
+      </w:r>
+      <w:r>
+        <w:t xml:space="preserve">; we report only the non-dividing </w:t>
       </w:r>
       <w:r>
         <w:rPr>
           <w:rFonts w:ascii="Consolas" w:hAnsi="Consolas"/>
         </w:rPr>
-        <w:t>test</w:t>
-      </w:r>
-      <w:r>
-        <w:t xml:space="preserve">). On the </w:t>
-      </w:r>
-      <w:r>
-        <w:rPr>
-          <w:b/>
-        </w:rPr>
-        <w:t>complete curve</w:t>
-      </w:r>
-      <w:r>
-        <w:t xml:space="preserve"> —</w:t>
+        <w:t>ΔV(e)</w:t>
+      </w:r>
+      <w:r>
+        <w:t xml:space="preserve"> and </w:t>
+      </w:r>
+      <w:r>
+        <w:rPr>
+          <w:rFonts w:ascii="Consolas" w:hAnsi="Consolas"/>
+        </w:rPr>
+        <w:t>ΔT(e)</w:t>
+      </w:r>
+      <w:r>
+        <w:t xml:space="preserve"> below.</w:t>
       </w:r>
     </w:p>
     <w:p>
@@ -10906,73 +10211,37 @@
         <w:rPr>
           <w:b/>
         </w:rPr>
-        <w:t>n = 765 (seed, epoch) points over the 41 runs</w:t>
-      </w:r>
-      <w:r>
-        <w:t xml:space="preserve"> — </w:t>
-      </w:r>
-      <w:r>
-        <w:rPr>
-          <w:b/>
-        </w:rPr>
-        <w:t>κ = 0.708, R² 0.937</w:t>
-      </w:r>
-      <w:r>
-        <w:t xml:space="preserve">, with a run-clustered (sandwich) 95 % CI </w:t>
-      </w:r>
-      <w:r>
-        <w:rPr>
-          <w:b/>
-        </w:rPr>
-        <w:t>[0.671, 0.745]</w:t>
-      </w:r>
-      <w:r>
-        <w:t xml:space="preserve">; the within-run estimator gives </w:t>
-      </w:r>
-      <w:r>
-        <w:rPr>
-          <w:b/>
-        </w:rPr>
-        <w:t>0.698</w:t>
-      </w:r>
-      <w:r>
-        <w:t xml:space="preserve">. </w:t>
-      </w:r>
-      <w:r>
-        <w:rPr>
-          <w:b/>
-        </w:rPr>
-        <w:t>Two controls (Table S43)</w:t>
-      </w:r>
-      <w:r>
-        <w:t xml:space="preserve">: a per-run κ distribution, and a free-intercept fit whose </w:t>
-      </w:r>
-      <w:r>
-        <w:rPr>
-          <w:b/>
-        </w:rPr>
-        <w:t>intercept is indistinct from zero</w:t>
-      </w:r>
-      <w:r>
-        <w:t xml:space="preserve"> — so the through-origin constraint is </w:t>
-      </w:r>
-      <w:r>
-        <w:rPr>
-          <w:b/>
-        </w:rPr>
-        <w:t>supported, not assumed</w:t>
-      </w:r>
-      <w:r>
-        <w:t xml:space="preserve">. Across the curve </w:t>
+        <w:t>Slope κ</w:t>
+      </w:r>
+      <w:r>
+        <w:t xml:space="preserve"> (how much of the movement on </w:t>
       </w:r>
       <w:r>
         <w:rPr>
           <w:rFonts w:ascii="Consolas" w:hAnsi="Consolas"/>
         </w:rPr>
-        <w:t>ΔV</w:t>
-      </w:r>
-      <w:r>
-        <w:t xml:space="preserve"> reaches</w:t>
+        <w:t>val</w:t>
+      </w:r>
+      <w:r>
+        <w:t xml:space="preserve"> transfers to </w:t>
+      </w:r>
+      <w:r>
+        <w:rPr>
+          <w:rFonts w:ascii="Consolas" w:hAnsi="Consolas"/>
+        </w:rPr>
+        <w:t>test</w:t>
+      </w:r>
+      <w:r>
+        <w:t xml:space="preserve">). On the </w:t>
+      </w:r>
+      <w:r>
+        <w:rPr>
+          <w:b/>
+        </w:rPr>
+        <w:t>complete curve</w:t>
+      </w:r>
+      <w:r>
+        <w:t xml:space="preserve"> —</w:t>
       </w:r>
     </w:p>
     <w:p>
@@ -10980,37 +10249,64 @@
         <w:rPr>
           <w:b/>
         </w:rPr>
-        <w:t>−8.1 pp</w:t>
-      </w:r>
-      <w:r>
-        <w:t xml:space="preserve"> and about </w:t>
-      </w:r>
-      <w:r>
-        <w:rPr>
-          <w:b/>
-        </w:rPr>
-        <w:t>71 %</w:t>
-      </w:r>
-      <w:r>
-        <w:t xml:space="preserve"> transfers: </w:t>
-      </w:r>
-      <w:r>
-        <w:rPr>
-          <w:b/>
-        </w:rPr>
-        <w:t>early-training progress is real progress.</w:t>
-      </w:r>
-      <w:r>
-        <w:t xml:space="preserve"> §8.6's realized share measures the </w:t>
-      </w:r>
-      <w:r>
-        <w:rPr>
-          <w:b/>
-        </w:rPr>
-        <w:t>selection-relevant sliver</w:t>
-      </w:r>
-      <w:r>
-        <w:t xml:space="preserve"> near the peak, where </w:t>
+        <w:t>n = 765 (seed, epoch) points over the 41 runs</w:t>
+      </w:r>
+      <w:r>
+        <w:t xml:space="preserve"> — </w:t>
+      </w:r>
+      <w:r>
+        <w:rPr>
+          <w:b/>
+        </w:rPr>
+        <w:t>κ = 0.708, R² 0.937</w:t>
+      </w:r>
+      <w:r>
+        <w:t xml:space="preserve">, with a run-clustered (sandwich) 95 % CI </w:t>
+      </w:r>
+      <w:r>
+        <w:rPr>
+          <w:b/>
+        </w:rPr>
+        <w:t>[0.671, 0.745]</w:t>
+      </w:r>
+      <w:r>
+        <w:t xml:space="preserve">; the within-run estimator gives </w:t>
+      </w:r>
+      <w:r>
+        <w:rPr>
+          <w:b/>
+        </w:rPr>
+        <w:t>0.698</w:t>
+      </w:r>
+      <w:r>
+        <w:t xml:space="preserve">. </w:t>
+      </w:r>
+      <w:r>
+        <w:rPr>
+          <w:b/>
+        </w:rPr>
+        <w:t>Two controls (Table S43)</w:t>
+      </w:r>
+      <w:r>
+        <w:t xml:space="preserve">: a per-run κ distribution, and a free-intercept fit whose </w:t>
+      </w:r>
+      <w:r>
+        <w:rPr>
+          <w:b/>
+        </w:rPr>
+        <w:t>intercept is indistinct from zero</w:t>
+      </w:r>
+      <w:r>
+        <w:t xml:space="preserve"> — so the through-origin constraint is </w:t>
+      </w:r>
+      <w:r>
+        <w:rPr>
+          <w:b/>
+        </w:rPr>
+        <w:t>supported, not assumed</w:t>
+      </w:r>
+      <w:r>
+        <w:t xml:space="preserve">. Across the curve </w:t>
       </w:r>
       <w:r>
         <w:rPr>
@@ -11019,16 +10315,7 @@
         <w:t>ΔV</w:t>
       </w:r>
       <w:r>
-        <w:t xml:space="preserve"> is of order </w:t>
-      </w:r>
-      <w:r>
-        <w:rPr>
-          <w:b/>
-        </w:rPr>
-        <w:t>±0.2 pp</w:t>
-      </w:r>
-      <w:r>
-        <w:t xml:space="preserve"> — so</w:t>
+        <w:t xml:space="preserve"> reaches</w:t>
       </w:r>
     </w:p>
     <w:p>
@@ -11036,37 +10323,55 @@
         <w:rPr>
           <w:b/>
         </w:rPr>
-        <w:t>"most of the movement on `val` transfers" and "the little extra gained by selecting near the peak does not" are both true</w:t>
-      </w:r>
-      <w:r>
-        <w:t xml:space="preserve">, and the premium is the residual of the transfer rate. </w:t>
-      </w:r>
-      <w:r>
-        <w:rPr>
-          <w:b/>
-        </w:rPr>
-        <w:t>And κ is not constant across arms either — in the direction the selection account predicts</w:t>
-      </w:r>
-      <w:r>
-        <w:t xml:space="preserve">: </w:t>
-      </w:r>
-      <w:r>
-        <w:rPr>
-          <w:b/>
-        </w:rPr>
-        <w:t>baseline κ = 0.600</w:t>
-      </w:r>
-      <w:r>
-        <w:t xml:space="preserve"> ([0.581, 0.619]) against </w:t>
-      </w:r>
-      <w:r>
-        <w:rPr>
-          <w:b/>
-        </w:rPr>
-        <w:t>strategy κ = 0.767</w:t>
-      </w:r>
-      <w:r>
-        <w:t xml:space="preserve"> ([0.735, 0.800]), difference</w:t>
+        <w:t>−8.1 pp</w:t>
+      </w:r>
+      <w:r>
+        <w:t xml:space="preserve"> and about </w:t>
+      </w:r>
+      <w:r>
+        <w:rPr>
+          <w:b/>
+        </w:rPr>
+        <w:t>71 %</w:t>
+      </w:r>
+      <w:r>
+        <w:t xml:space="preserve"> transfers: </w:t>
+      </w:r>
+      <w:r>
+        <w:rPr>
+          <w:b/>
+        </w:rPr>
+        <w:t>early-training progress is real progress.</w:t>
+      </w:r>
+      <w:r>
+        <w:t xml:space="preserve"> §8.6's realized share measures the </w:t>
+      </w:r>
+      <w:r>
+        <w:rPr>
+          <w:b/>
+        </w:rPr>
+        <w:t>selection-relevant sliver</w:t>
+      </w:r>
+      <w:r>
+        <w:t xml:space="preserve"> near the peak, where </w:t>
+      </w:r>
+      <w:r>
+        <w:rPr>
+          <w:rFonts w:ascii="Consolas" w:hAnsi="Consolas"/>
+        </w:rPr>
+        <w:t>ΔV</w:t>
+      </w:r>
+      <w:r>
+        <w:t xml:space="preserve"> is of order </w:t>
+      </w:r>
+      <w:r>
+        <w:rPr>
+          <w:b/>
+        </w:rPr>
+        <w:t>±0.2 pp</w:t>
+      </w:r>
+      <w:r>
+        <w:t xml:space="preserve"> — so</w:t>
       </w:r>
     </w:p>
     <w:p>
@@ -11074,10 +10379,37 @@
         <w:rPr>
           <w:b/>
         </w:rPr>
-        <w:t>+0.168, 95 % CI [+0.130, +0.203]</w:t>
-      </w:r>
-      <w:r>
-        <w:t>.</w:t>
+        <w:t>"most of the movement on `val` transfers" and "the little extra gained by selecting near the peak does not" are both true</w:t>
+      </w:r>
+      <w:r>
+        <w:t xml:space="preserve">, and the premium is the residual of the transfer rate. </w:t>
+      </w:r>
+      <w:r>
+        <w:rPr>
+          <w:b/>
+        </w:rPr>
+        <w:t>And κ is not constant across arms either — in the direction the selection account predicts</w:t>
+      </w:r>
+      <w:r>
+        <w:t xml:space="preserve">: </w:t>
+      </w:r>
+      <w:r>
+        <w:rPr>
+          <w:b/>
+        </w:rPr>
+        <w:t>baseline κ = 0.600</w:t>
+      </w:r>
+      <w:r>
+        <w:t xml:space="preserve"> ([0.581, 0.619]) against </w:t>
+      </w:r>
+      <w:r>
+        <w:rPr>
+          <w:b/>
+        </w:rPr>
+        <w:t>strategy κ = 0.767</w:t>
+      </w:r>
+      <w:r>
+        <w:t xml:space="preserve"> ([0.735, 0.800]), difference</w:t>
       </w:r>
     </w:p>
     <w:p>
@@ -11085,43 +10417,7 @@
         <w:rPr>
           <w:b/>
         </w:rPr>
-        <w:t>A second result, and a self-correction the curve forces</w:t>
-      </w:r>
-      <w:r>
-        <w:t xml:space="preserve">: the sign-of-Δgap claim we wrote from four sampled epochs is </w:t>
-      </w:r>
-      <w:r>
-        <w:rPr>
-          <w:b/>
-        </w:rPr>
-        <w:t>too strong for one of the two cells</w:t>
-      </w:r>
-      <w:r>
-        <w:t xml:space="preserve"> (on the complete curve </w:t>
-      </w:r>
-      <w:r>
-        <w:rPr>
-          <w:rFonts w:ascii="Consolas" w:hAnsi="Consolas"/>
-        </w:rPr>
-        <w:t>smoke2sf</w:t>
-      </w:r>
-      <w:r>
-        <w:t xml:space="preserve"> starts negative) and is </w:t>
-      </w:r>
-      <w:r>
-        <w:rPr>
-          <w:b/>
-        </w:rPr>
-        <w:t>narrowed here</w:t>
-      </w:r>
-      <w:r>
-        <w:t xml:space="preserve">; per-checkpoint values: </w:t>
-      </w:r>
-      <w:r>
-        <w:rPr>
-          <w:b/>
-        </w:rPr>
-        <w:t>Supplementary S11</w:t>
+        <w:t>+0.168, 95 % CI [+0.130, +0.203]</w:t>
       </w:r>
       <w:r>
         <w:t>.</w:t>
@@ -11132,7 +10428,537 @@
         <w:rPr>
           <w:b/>
         </w:rPr>
+        <w:t>A second result, and a self-correction the curve forces</w:t>
+      </w:r>
+      <w:r>
+        <w:t xml:space="preserve">: the sign-of-Δgap claim we wrote from four sampled epochs is </w:t>
+      </w:r>
+      <w:r>
+        <w:rPr>
+          <w:b/>
+        </w:rPr>
+        <w:t>too strong for one of the two cells</w:t>
+      </w:r>
+      <w:r>
+        <w:t xml:space="preserve"> (on the complete curve </w:t>
+      </w:r>
+      <w:r>
+        <w:rPr>
+          <w:rFonts w:ascii="Consolas" w:hAnsi="Consolas"/>
+        </w:rPr>
+        <w:t>smoke2sf</w:t>
+      </w:r>
+      <w:r>
+        <w:t xml:space="preserve"> starts negative) and is </w:t>
+      </w:r>
+      <w:r>
+        <w:rPr>
+          <w:b/>
+        </w:rPr>
+        <w:t>narrowed here</w:t>
+      </w:r>
+      <w:r>
+        <w:t xml:space="preserve">; per-checkpoint values: </w:t>
+      </w:r>
+      <w:r>
+        <w:rPr>
+          <w:b/>
+        </w:rPr>
+        <w:t>Supplementary S11</w:t>
+      </w:r>
+      <w:r>
+        <w:t>.</w:t>
+      </w:r>
+    </w:p>
+    <w:p>
+      <w:r>
+        <w:rPr>
+          <w:b/>
+        </w:rPr>
         <w:t>The limitations of this section are in Supplementary S12.</w:t>
+      </w:r>
+    </w:p>
+    <w:p>
+      <w:pPr>
+        <w:pStyle w:val="Heading3"/>
+      </w:pPr>
+      <w:r>
+        <w:rPr>
+          <w:rFonts w:ascii="Times New Roman" w:hAnsi="Times New Roman"/>
+        </w:rPr>
+        <w:t>8.8 Scale dependence: at full training budget the premium is realized in full</w:t>
+      </w:r>
+    </w:p>
+    <w:p>
+      <w:r>
+        <w:rPr>
+          <w:b/>
+        </w:rPr>
+        <w:t>§8.6's rate is a 20 %-train reading and does not carry to the regular scale.</w:t>
+      </w:r>
+      <w:r>
+        <w:t xml:space="preserve"> We retrained the corpus that supplies §8.6's largest cell at </w:t>
+      </w:r>
+      <w:r>
+        <w:rPr>
+          <w:b/>
+        </w:rPr>
+        <w:t>full budget</w:t>
+      </w:r>
+      <w:r>
+        <w:t xml:space="preserve">: VisDrone with </w:t>
+      </w:r>
+      <w:r>
+        <w:rPr>
+          <w:b/>
+        </w:rPr>
+        <w:t>5,971</w:t>
+      </w:r>
+      <w:r>
+        <w:t xml:space="preserve"> training images (the 6,471-image public train split less the 500-image </w:t>
+      </w:r>
+      <w:r>
+        <w:rPr>
+          <w:rFonts w:ascii="Consolas" w:hAnsi="Consolas"/>
+        </w:rPr>
+        <w:t>val</w:t>
+      </w:r>
+      <w:r>
+        <w:t xml:space="preserve"> carve), YOLOv12n </w:t>
+      </w:r>
+      <w:r>
+        <w:rPr>
+          <w:b/>
+        </w:rPr>
+        <w:t>[54]</w:t>
+      </w:r>
+      <w:r>
+        <w:t xml:space="preserve">, 100 epochs, §5.1's two-arm </w:t>
+      </w:r>
+      <w:r>
+        <w:rPr>
+          <w:rFonts w:ascii="Consolas" w:hAnsi="Consolas"/>
+        </w:rPr>
+        <w:t>lr0</w:t>
+      </w:r>
+      <w:r>
+        <w:t xml:space="preserve"> contrast (</w:t>
+      </w:r>
+      <w:r>
+        <w:rPr>
+          <w:b/>
+        </w:rPr>
+        <w:t>0.001</w:t>
+      </w:r>
+      <w:r>
+        <w:t xml:space="preserve"> vs </w:t>
+      </w:r>
+      <w:r>
+        <w:rPr>
+          <w:b/>
+        </w:rPr>
+        <w:t>0.005</w:t>
+      </w:r>
+      <w:r>
+        <w:t xml:space="preserve">), and </w:t>
+      </w:r>
+      <w:r>
+        <w:rPr>
+          <w:b/>
+        </w:rPr>
+        <w:t>ten training file orders per arm (20 runs)</w:t>
+      </w:r>
+      <w:r>
+        <w:t xml:space="preserve">. Under the §8.6 definitions the pooled realisation rate is </w:t>
+      </w:r>
+      <w:r>
+        <w:rPr>
+          <w:b/>
+        </w:rPr>
+        <w:t>+99.2 %</w:t>
+      </w:r>
+      <w:r>
+        <w:t xml:space="preserve"> (95 % interval </w:t>
+      </w:r>
+      <w:r>
+        <w:rPr>
+          <w:b/>
+        </w:rPr>
+        <w:t>[+80.4 %, +122.0 %]</w:t>
+      </w:r>
+      <w:r>
+        <w:t xml:space="preserve">, run-level bootstrap, 20,000 resamples), against the </w:t>
+      </w:r>
+      <w:r>
+        <w:rPr>
+          <w:b/>
+        </w:rPr>
+        <w:t>pre-registered interval [−28 %, +74 %]</w:t>
+      </w:r>
+      <w:r>
+        <w:t xml:space="preserve">; the whole interval lies </w:t>
+      </w:r>
+      <w:r>
+        <w:rPr>
+          <w:b/>
+        </w:rPr>
+        <w:t>above</w:t>
+      </w:r>
+      <w:r>
+        <w:t xml:space="preserve"> the band's upper edge. </w:t>
+      </w:r>
+      <w:r>
+        <w:rPr>
+          <w:rFonts w:ascii="Consolas" w:hAnsi="Consolas"/>
+        </w:rPr>
+        <w:t>prem_val</w:t>
+      </w:r>
+      <w:r>
+        <w:t xml:space="preserve"> averages </w:t>
+      </w:r>
+      <w:r>
+        <w:rPr>
+          <w:b/>
+        </w:rPr>
+        <w:t>+0.269 pp</w:t>
+      </w:r>
+      <w:r>
+        <w:t xml:space="preserve"> against </w:t>
+      </w:r>
+      <w:r>
+        <w:rPr>
+          <w:b/>
+        </w:rPr>
+        <w:t>+0.879 pp</w:t>
+      </w:r>
+      <w:r>
+        <w:t xml:space="preserve"> for §8.6's 20 %-train pool, while </w:t>
+      </w:r>
+      <w:r>
+        <w:rPr>
+          <w:rFonts w:ascii="Consolas" w:hAnsi="Consolas"/>
+        </w:rPr>
+        <w:t>prem_test</w:t>
+      </w:r>
+      <w:r>
+        <w:t xml:space="preserve"> averages </w:t>
+      </w:r>
+      <w:r>
+        <w:rPr>
+          <w:b/>
+        </w:rPr>
+        <w:t>+0.266 pp</w:t>
+      </w:r>
+      <w:r>
+        <w:t xml:space="preserve"> — the premium is roughly </w:t>
+      </w:r>
+      <w:r>
+        <w:rPr>
+          <w:b/>
+        </w:rPr>
+        <w:t>four times smaller</w:t>
+      </w:r>
+      <w:r>
+        <w:t xml:space="preserve">, yet now realised almost exactly. That is what §3.1's decomposition anticipates: the unrealised part is the winner's-curse term </w:t>
+      </w:r>
+      <w:r>
+        <w:rPr>
+          <w:rFonts w:ascii="Consolas" w:hAnsi="Consolas"/>
+        </w:rPr>
+        <w:t>WC</w:t>
+      </w:r>
+      <w:r>
+        <w:t xml:space="preserve"> — whose concurrent check is </w:t>
+      </w:r>
+      <w:r>
+        <w:rPr>
+          <w:b/>
+        </w:rPr>
+        <w:t>[12]</w:t>
+      </w:r>
+      <w:r>
+        <w:t xml:space="preserve"> — which is what a larger </w:t>
+      </w:r>
+      <w:r>
+        <w:rPr>
+          <w:rFonts w:ascii="Consolas" w:hAnsi="Consolas"/>
+        </w:rPr>
+        <w:t>val</w:t>
+      </w:r>
+      <w:r>
+        <w:t xml:space="preserve"> split should reduce, and it agrees with Fig. 3's rate-versus-σ̂ correlation — more training data, a smoother </w:t>
+      </w:r>
+      <w:r>
+        <w:rPr>
+          <w:rFonts w:ascii="Consolas" w:hAnsi="Consolas"/>
+        </w:rPr>
+        <w:t>val</w:t>
+      </w:r>
+      <w:r>
+        <w:t xml:space="preserve"> curve, a smaller </w:t>
+      </w:r>
+      <w:r>
+        <w:rPr>
+          <w:rFonts w:ascii="Consolas" w:hAnsi="Consolas"/>
+        </w:rPr>
+        <w:t>WC</w:t>
+      </w:r>
+      <w:r>
+        <w:t>.</w:t>
+      </w:r>
+    </w:p>
+    <w:p>
+      <w:r>
+        <w:rPr>
+          <w:b/>
+        </w:rPr>
+        <w:t>The rate is arm-dependent, and one arm stays inside the band.</w:t>
+      </w:r>
+      <w:r>
+        <w:t xml:space="preserve"> The baseline arm realises </w:t>
+      </w:r>
+      <w:r>
+        <w:rPr>
+          <w:b/>
+        </w:rPr>
+        <w:t>+66.4 %</w:t>
+      </w:r>
+      <w:r>
+        <w:t xml:space="preserve"> (n = 10: </w:t>
+      </w:r>
+      <w:r>
+        <w:rPr>
+          <w:rFonts w:ascii="Consolas" w:hAnsi="Consolas"/>
+        </w:rPr>
+        <w:t>prem_val</w:t>
+      </w:r>
+      <w:r>
+        <w:t xml:space="preserve"> </w:t>
+      </w:r>
+      <w:r>
+        <w:rPr>
+          <w:b/>
+        </w:rPr>
+        <w:t>+0.256 pp</w:t>
+      </w:r>
+      <w:r>
+        <w:t xml:space="preserve">, range </w:t>
+      </w:r>
+      <w:r>
+        <w:rPr>
+          <w:b/>
+        </w:rPr>
+        <w:t>+0.105 to +0.410</w:t>
+      </w:r>
+      <w:r>
+        <w:t xml:space="preserve">; </w:t>
+      </w:r>
+      <w:r>
+        <w:rPr>
+          <w:rFonts w:ascii="Consolas" w:hAnsi="Consolas"/>
+        </w:rPr>
+        <w:t>prem_test</w:t>
+      </w:r>
+      <w:r>
+        <w:t xml:space="preserve"> </w:t>
+      </w:r>
+      <w:r>
+        <w:rPr>
+          <w:b/>
+        </w:rPr>
+        <w:t>+0.170 pp</w:t>
+      </w:r>
+      <w:r>
+        <w:t xml:space="preserve">) and </w:t>
+      </w:r>
+      <w:r>
+        <w:rPr>
+          <w:b/>
+        </w:rPr>
+        <w:t>remains inside the pre-registered interval</w:t>
+      </w:r>
+      <w:r>
+        <w:t xml:space="preserve">; the strategy arm realises </w:t>
+      </w:r>
+      <w:r>
+        <w:rPr>
+          <w:b/>
+        </w:rPr>
+        <w:t>+129.0 %</w:t>
+      </w:r>
+      <w:r>
+        <w:t xml:space="preserve"> (n = 10: </w:t>
+      </w:r>
+      <w:r>
+        <w:rPr>
+          <w:b/>
+        </w:rPr>
+        <w:t>+0.282 pp</w:t>
+      </w:r>
+      <w:r>
+        <w:t>,</w:t>
+      </w:r>
+    </w:p>
+    <w:p>
+      <w:r>
+        <w:rPr>
+          <w:b/>
+        </w:rPr>
+        <w:t>+0.075 to +0.412</w:t>
+      </w:r>
+      <w:r>
+        <w:t xml:space="preserve">; </w:t>
+      </w:r>
+      <w:r>
+        <w:rPr>
+          <w:rFonts w:ascii="Consolas" w:hAnsi="Consolas"/>
+        </w:rPr>
+        <w:t>prem_test</w:t>
+      </w:r>
+      <w:r>
+        <w:t xml:space="preserve"> </w:t>
+      </w:r>
+      <w:r>
+        <w:rPr>
+          <w:b/>
+        </w:rPr>
+        <w:t>+0.363 pp</w:t>
+      </w:r>
+      <w:r>
+        <w:t xml:space="preserve">). No run in either arm has a negative </w:t>
+      </w:r>
+      <w:r>
+        <w:rPr>
+          <w:rFonts w:ascii="Consolas" w:hAnsi="Consolas"/>
+        </w:rPr>
+        <w:t>prem_val</w:t>
+      </w:r>
+      <w:r>
+        <w:t xml:space="preserve"> or </w:t>
+      </w:r>
+      <w:r>
+        <w:rPr>
+          <w:rFonts w:ascii="Consolas" w:hAnsi="Consolas"/>
+        </w:rPr>
+        <w:t>prem_test</w:t>
+      </w:r>
+      <w:r>
+        <w:t xml:space="preserve"> (</w:t>
+      </w:r>
+      <w:r>
+        <w:rPr>
+          <w:b/>
+        </w:rPr>
+        <w:t>0/20</w:t>
+      </w:r>
+      <w:r>
+        <w:t xml:space="preserve"> each). </w:t>
+      </w:r>
+      <w:r>
+        <w:rPr>
+          <w:b/>
+        </w:rPr>
+        <w:t>What this does not do</w:t>
+      </w:r>
+      <w:r>
+        <w:t xml:space="preserve"> is revise §8.6, which measures five arm-cells under the companion's 20 %-train protocol and already states that the general reading — "the convention realises about a quarter of the </w:t>
+      </w:r>
+      <w:r>
+        <w:rPr>
+          <w:rFonts w:ascii="Consolas" w:hAnsi="Consolas"/>
+        </w:rPr>
+        <w:t>val</w:t>
+      </w:r>
+      <w:r>
+        <w:t xml:space="preserve"> premium" — would be false; what it adds is </w:t>
+      </w:r>
+      <w:r>
+        <w:rPr>
+          <w:b/>
+        </w:rPr>
+        <w:t>scale</w:t>
+      </w:r>
+      <w:r>
+        <w:t>. We therefore</w:t>
+      </w:r>
+    </w:p>
+    <w:p>
+      <w:r>
+        <w:rPr>
+          <w:b/>
+        </w:rPr>
+        <w:t>weaken, rather than strengthen</w:t>
+      </w:r>
+      <w:r>
+        <w:t xml:space="preserve">, the recommendation §11 draws from §8.6 (§11 ②, §13). Two scopes bound it: </w:t>
+      </w:r>
+      <w:r>
+        <w:rPr>
+          <w:b/>
+        </w:rPr>
+        <w:t>one corpus</w:t>
+      </w:r>
+      <w:r>
+        <w:t xml:space="preserve">, and §5.1's </w:t>
+      </w:r>
+      <w:r>
+        <w:rPr>
+          <w:rFonts w:ascii="Consolas" w:hAnsi="Consolas"/>
+        </w:rPr>
+        <w:t>lr0</w:t>
+      </w:r>
+      <w:r>
+        <w:t xml:space="preserve"> axis; a second corpus with a genuine disjoint </w:t>
+      </w:r>
+      <w:r>
+        <w:rPr>
+          <w:rFonts w:ascii="Consolas" w:hAnsi="Consolas"/>
+        </w:rPr>
+        <w:t>test</w:t>
+      </w:r>
+      <w:r>
+        <w:t xml:space="preserve"> (</w:t>
+      </w:r>
+      <w:r>
+        <w:rPr>
+          <w:rFonts w:ascii="Consolas" w:hAnsi="Consolas"/>
+        </w:rPr>
+        <w:t>mask_clean</w:t>
+      </w:r>
+      <w:r>
+        <w:t xml:space="preserve">, 919 images) is </w:t>
+      </w:r>
+      <w:r>
+        <w:rPr>
+          <w:b/>
+        </w:rPr>
+        <w:t>registered as the replication</w:t>
+      </w:r>
+      <w:r>
+        <w:t>.</w:t>
+      </w:r>
+    </w:p>
+    <w:p>
+      <w:r>
+        <w:t xml:space="preserve">&gt; </w:t>
+      </w:r>
+      <w:r>
+        <w:rPr>
+          <w:b/>
+        </w:rPr>
+        <w:t>Per-run matrix, protocol, leakage self-check and the bootstrap</w:t>
+      </w:r>
+      <w:r>
+        <w:t xml:space="preserve"> → </w:t>
+      </w:r>
+      <w:r>
+        <w:rPr>
+          <w:b/>
+        </w:rPr>
+        <w:t>Supplementary §S13</w:t>
+      </w:r>
+      <w:r>
+        <w:t xml:space="preserve"> (Tables S46–S47: the per-arm table is S46).</w:t>
       </w:r>
     </w:p>
     <w:p>
@@ -11915,7 +11741,43 @@
         <w:t>enlarges</w:t>
       </w:r>
       <w:r>
-        <w:t xml:space="preserve"> the arm difference (§5.1). ③ State the test convention: below n = 6 a permutation test has no resolution; print the </w:t>
+        <w:t xml:space="preserve"> the arm difference (§5.1). </w:t>
+      </w:r>
+      <w:r>
+        <w:rPr>
+          <w:b/>
+        </w:rPr>
+        <w:t>The cost of not doing so is scale-dependent</w:t>
+      </w:r>
+      <w:r>
+        <w:t xml:space="preserve">: at 20 % train the selection action realises about a quarter of the </w:t>
+      </w:r>
+      <w:r>
+        <w:rPr>
+          <w:rFonts w:ascii="Consolas" w:hAnsi="Consolas"/>
+        </w:rPr>
+        <w:t>val</w:t>
+      </w:r>
+      <w:r>
+        <w:t xml:space="preserve"> premium on a disjoint split, but at full budget it realises </w:t>
+      </w:r>
+      <w:r>
+        <w:rPr>
+          <w:b/>
+        </w:rPr>
+        <w:t>+99.2 %</w:t>
+      </w:r>
+      <w:r>
+        <w:t xml:space="preserve"> (§8.8) — the practice is </w:t>
+      </w:r>
+      <w:r>
+        <w:rPr>
+          <w:b/>
+        </w:rPr>
+        <w:t>most damaging exactly where data is scarcest</w:t>
+      </w:r>
+      <w:r>
+        <w:t xml:space="preserve">. ③ State the test convention: below n = 6 a permutation test has no resolution; print the </w:t>
       </w:r>
       <w:r>
         <w:rPr>
@@ -12337,6 +12199,47 @@
       </w:r>
     </w:p>
     <w:p>
+      <w:r>
+        <w:t xml:space="preserve">- The </w:t>
+      </w:r>
+      <w:r>
+        <w:rPr>
+          <w:b/>
+        </w:rPr>
+        <w:t>scale-dependence</w:t>
+      </w:r>
+      <w:r>
+        <w:t xml:space="preserve"> reading (§8.8) is </w:t>
+      </w:r>
+      <w:r>
+        <w:rPr>
+          <w:b/>
+        </w:rPr>
+        <w:t>one corpus, one detector, the same `lr0` axis as §5.1</w:t>
+      </w:r>
+      <w:r>
+        <w:t xml:space="preserve"> (20 runs, ten file orders per arm); it does </w:t>
+      </w:r>
+      <w:r>
+        <w:rPr>
+          <w:b/>
+        </w:rPr>
+        <w:t>not</w:t>
+      </w:r>
+      <w:r>
+        <w:t xml:space="preserve"> re-open §8.6's pool, and </w:t>
+      </w:r>
+      <w:r>
+        <w:rPr>
+          <w:b/>
+        </w:rPr>
+        <w:t>no interval of §8.6's folds into it</w:t>
+      </w:r>
+      <w:r>
+        <w:t>.</w:t>
+      </w:r>
+    </w:p>
+    <w:p>
       <w:pPr>
         <w:pStyle w:val="Heading2"/>
       </w:pPr>
@@ -12430,7 +12333,16 @@
         <w:t>varies in sign</w:t>
       </w:r>
       <w:r>
-        <w:t xml:space="preserve"> by corpus — so "the convention understates the effect" is not claimed. On five arm-cells at n = 10 it is realized on a disjoint split at </w:t>
+        <w:t xml:space="preserve"> by corpus — so "the convention understates the effect" is not claimed. On five arm-cells at n = 10 </w:t>
+      </w:r>
+      <w:r>
+        <w:rPr>
+          <w:b/>
+        </w:rPr>
+        <w:t>under a 20 %-train protocol</w:t>
+      </w:r>
+      <w:r>
+        <w:t xml:space="preserve"> it is realized on a disjoint split at </w:t>
       </w:r>
       <w:r>
         <w:rPr>
@@ -12457,7 +12369,16 @@
         <w:t>0.118</w:t>
       </w:r>
       <w:r>
-        <w:t xml:space="preserve">). Two things do </w:t>
+        <w:t xml:space="preserve">); </w:t>
+      </w:r>
+      <w:r>
+        <w:rPr>
+          <w:b/>
+        </w:rPr>
+        <w:t>at full training budget on the same corpus the pooled rate rises to +99.2 % (95 % interval [+80.4 %, +122.0 %]), above the pre-registered band — so the loss we report is a small-sample one, and our recommendation is correspondingly weaker.</w:t>
+      </w:r>
+      <w:r>
+        <w:t xml:space="preserve"> Two things do </w:t>
       </w:r>
       <w:r>
         <w:rPr>
